--- a/ADG/01장/1장_실습문제_추가서술형_정답.docx
+++ b/ADG/01장/1장_실습문제_추가서술형_정답.docx
@@ -49,19 +49,61 @@
     <w:p>
       <w:r>
         <w:rPr>
+          <w:rFonts w:ascii="Consolas" w:hAnsi="Consolas" w:eastAsia="맑은 고딕"/>
+          <w:sz w:val="21"/>
+        </w:rPr>
+        <w:t xml:space="preserve">DB_NAME</w:t>
+      </w:r>
+      <w:r>
+        <w:rPr>
           <w:rFonts w:ascii="맑은 고딕" w:hAnsi="맑은 고딕" w:eastAsia="맑은 고딕"/>
           <w:sz w:val="21"/>
         </w:rPr>
-        <w:t>`DB_NAME`이 같은 것은 physical standby가 블록 단위로 동일한 복제본이기 때문이다. 실측에서 양쪽 `V$DATABASE.NAME`이 모두 CHICAGO였다. DBID가 같은 이유는 더 본질적이다. DBID는 "이 리두를 받아들일 자격"의 근거이며, 값이 다르면 Primary가 보낸 리두는 다른 데이터베이스의 것으로 판정되어 적용되지 않는다. 실측에서 양쪽 모두 1852041610이었다.</w:t>
+        <w:t xml:space="preserve">이 같은 것은 physical standby가 블록 단위로 동일한 복제본이기 때문이다. 실측에서 양쪽 </w:t>
+      </w:r>
+      <w:r>
+        <w:rPr>
+          <w:rFonts w:ascii="Consolas" w:hAnsi="Consolas" w:eastAsia="맑은 고딕"/>
+          <w:sz w:val="21"/>
+        </w:rPr>
+        <w:t xml:space="preserve">V$DATABASE.NAME</w:t>
+      </w:r>
+      <w:r>
+        <w:rPr>
+          <w:rFonts w:ascii="맑은 고딕" w:hAnsi="맑은 고딕" w:eastAsia="맑은 고딕"/>
+          <w:sz w:val="21"/>
+        </w:rPr>
+        <w:t xml:space="preserve">이 모두 CHICAGO였다. DBID가 같은 이유는 더 본질적이다. DBID는 "이 리두를 받아들일 자격"의 근거이며, 값이 다르면 Primary가 보낸 리두는 다른 데이터베이스의 것으로 판정되어 적용되지 않는다. 실측에서 양쪽 모두 1852041610이었다.</w:t>
       </w:r>
     </w:p>
     <w:p>
       <w:r>
         <w:rPr>
+          <w:rFonts w:ascii="Consolas" w:hAnsi="Consolas" w:eastAsia="맑은 고딕"/>
+          <w:sz w:val="21"/>
+        </w:rPr>
+        <w:t xml:space="preserve">DB_UNIQUE_NAME</w:t>
+      </w:r>
+      <w:r>
+        <w:rPr>
           <w:rFonts w:ascii="맑은 고딕" w:hAnsi="맑은 고딕" w:eastAsia="맑은 고딕"/>
           <w:sz w:val="21"/>
         </w:rPr>
-        <w:t>`DB_UNIQUE_NAME`이 달라야 하는 이유는 같은 이름의 데이터베이스 둘을 구별할 수단이 필요하기 때문이다. 리두 전송 목적지 지정, Broker 등록, 로그 판독의 기준 이름이 모두 이 값이다. 실측에서 chicago와 boston이었다. `CONTROLFILE_TYPE`이 CURRENT와 STANDBY로 갈리는 것은 standby 컨트롤 파일이 "이 데이터베이스는 리두를 받아 적용하는 쪽"임을 선언하기 때문이다. 이 선언 때문에 Primary에서 standby 복구를 시작하면 ORA-01665가 난다.</w:t>
+        <w:t xml:space="preserve">이 달라야 하는 이유는 같은 이름의 데이터베이스 둘을 구별할 수단이 필요하기 때문이다. 리두 전송 목적지 지정, Broker 등록, 로그 판독의 기준 이름이 모두 이 값이다. 실측에서 chicago와 boston이었다. </w:t>
+      </w:r>
+      <w:r>
+        <w:rPr>
+          <w:rFonts w:ascii="Consolas" w:hAnsi="Consolas" w:eastAsia="맑은 고딕"/>
+          <w:sz w:val="21"/>
+        </w:rPr>
+        <w:t xml:space="preserve">CONTROLFILE_TYPE</w:t>
+      </w:r>
+      <w:r>
+        <w:rPr>
+          <w:rFonts w:ascii="맑은 고딕" w:hAnsi="맑은 고딕" w:eastAsia="맑은 고딕"/>
+          <w:sz w:val="21"/>
+        </w:rPr>
+        <w:t xml:space="preserve">이 CURRENT와 STANDBY로 갈리는 것은 standby 컨트롤 파일이 "이 데이터베이스는 리두를 받아 적용하는 쪽"임을 선언하기 때문이다. 이 선언 때문에 Primary에서 standby 복구를 시작하면 ORA-01665가 난다.</w:t>
       </w:r>
     </w:p>
     <w:p>
@@ -263,7 +305,21 @@
           <w:rFonts w:ascii="맑은 고딕" w:hAnsi="맑은 고딕" w:eastAsia="맑은 고딕"/>
           <w:sz w:val="21"/>
         </w:rPr>
-        <w:t>다만 Standby를 백업 운영에 활용할 수는 있다. Standby를 백업 소스로 삼으면 Primary의 백업 부하를 덜어낼 수 있다(16장). 또한 Flashback Database를 켜 두면 사람 실수에 대한 방어선이 하나 늘고, 이는 Failover 이후 원래 Primary를 되살리는 Reinstate의 전제이기도 하다. 실습 환경의 `FLASHBACK_ON`은 현재 NO이며 11장과 16장에서 켜게 된다.</w:t>
+        <w:t xml:space="preserve">다만 Standby를 백업 운영에 활용할 수는 있다. Standby를 백업 소스로 삼으면 Primary의 백업 부하를 덜어낼 수 있다(16장). 또한 Flashback Database를 켜 두면 사람 실수에 대한 방어선이 하나 늘고, 이는 Failover 이후 원래 Primary를 되살리는 Reinstate의 전제이기도 하다. 실습 환경의 </w:t>
+      </w:r>
+      <w:r>
+        <w:rPr>
+          <w:rFonts w:ascii="Consolas" w:hAnsi="Consolas" w:eastAsia="맑은 고딕"/>
+          <w:sz w:val="21"/>
+        </w:rPr>
+        <w:t xml:space="preserve">FLASHBACK_ON</w:t>
+      </w:r>
+      <w:r>
+        <w:rPr>
+          <w:rFonts w:ascii="맑은 고딕" w:hAnsi="맑은 고딕" w:eastAsia="맑은 고딕"/>
+          <w:sz w:val="21"/>
+        </w:rPr>
+        <w:t xml:space="preserve">은 현재 NO이며 11장과 16장에서 켜게 된다.</w:t>
       </w:r>
     </w:p>
     <w:p>
@@ -309,7 +365,21 @@
           <w:rFonts w:ascii="맑은 고딕" w:hAnsi="맑은 고딕" w:eastAsia="맑은 고딕"/>
           <w:sz w:val="21"/>
         </w:rPr>
-        <w:t>옵션이 없는 환경에서는 Standby를 MOUNT 상태로 운영해야 한다. 그 경우 `OPEN_MODE`가 MOUNTED가 되며, 리두는 정상적으로 받고 적용되지만 사용자 조회는 할 수 없다. 이 과정에서는 9장과 10장만 옵션을 요구하고 나머지 장의 실습은 MOUNT 상태에서도 그대로 수행할 수 있다.</w:t>
+        <w:t xml:space="preserve">옵션이 없는 환경에서는 Standby를 MOUNT 상태로 운영해야 한다. 그 경우 </w:t>
+      </w:r>
+      <w:r>
+        <w:rPr>
+          <w:rFonts w:ascii="Consolas" w:hAnsi="Consolas" w:eastAsia="맑은 고딕"/>
+          <w:sz w:val="21"/>
+        </w:rPr>
+        <w:t xml:space="preserve">OPEN_MODE</w:t>
+      </w:r>
+      <w:r>
+        <w:rPr>
+          <w:rFonts w:ascii="맑은 고딕" w:hAnsi="맑은 고딕" w:eastAsia="맑은 고딕"/>
+          <w:sz w:val="21"/>
+        </w:rPr>
+        <w:t xml:space="preserve">가 MOUNTED가 되며, 리두는 정상적으로 받고 적용되지만 사용자 조회는 할 수 없다. 이 과정에서는 9장과 10장만 옵션을 요구하고 나머지 장의 실습은 MOUNT 상태에서도 그대로 수행할 수 있다.</w:t>
       </w:r>
     </w:p>
     <w:p>
@@ -346,7 +416,77 @@
           <w:rFonts w:ascii="맑은 고딕" w:hAnsi="맑은 고딕" w:eastAsia="맑은 고딕"/>
           <w:sz w:val="21"/>
         </w:rPr>
-        <w:t>연결이 끊긴 동안 전달되지 못한 아카이브 리두 로그의 빠진 구간을 갭이라 한다. 연결이 회복되면 Primary의 ARCn 또는 `gap manager` 역할을 맡은 TTnn이 Standby에 무엇이 빠졌는지 확인하고 해당 로그를 다시 보낸다. Standby 쪽에서는 `RFS ping`이 `gap manager`와, `RFS archive`가 `archive gap`과 짝을 이루어 이 흐름을 처리한다. DBA의 수동 개입 없이 동기화가 회복되며, 이 자동화가 Data Guard 운영을 가볍게 만드는 큰 요소다.</w:t>
+        <w:t xml:space="preserve">연결이 끊긴 동안 전달되지 못한 아카이브 리두 로그의 빠진 구간을 갭이라 한다. 연결이 회복되면 Primary의 ARCn 또는 </w:t>
+      </w:r>
+      <w:r>
+        <w:rPr>
+          <w:rFonts w:ascii="Consolas" w:hAnsi="Consolas" w:eastAsia="맑은 고딕"/>
+          <w:sz w:val="21"/>
+        </w:rPr>
+        <w:t xml:space="preserve">gap manager</w:t>
+      </w:r>
+      <w:r>
+        <w:rPr>
+          <w:rFonts w:ascii="맑은 고딕" w:hAnsi="맑은 고딕" w:eastAsia="맑은 고딕"/>
+          <w:sz w:val="21"/>
+        </w:rPr>
+        <w:t xml:space="preserve"> 역할을 맡은 TTnn이 Standby에 무엇이 빠졌는지 확인하고 해당 로그를 다시 보낸다. Standby 쪽에서는 </w:t>
+      </w:r>
+      <w:r>
+        <w:rPr>
+          <w:rFonts w:ascii="Consolas" w:hAnsi="Consolas" w:eastAsia="맑은 고딕"/>
+          <w:sz w:val="21"/>
+        </w:rPr>
+        <w:t xml:space="preserve">RFS ping</w:t>
+      </w:r>
+      <w:r>
+        <w:rPr>
+          <w:rFonts w:ascii="맑은 고딕" w:hAnsi="맑은 고딕" w:eastAsia="맑은 고딕"/>
+          <w:sz w:val="21"/>
+        </w:rPr>
+        <w:t xml:space="preserve">이 </w:t>
+      </w:r>
+      <w:r>
+        <w:rPr>
+          <w:rFonts w:ascii="Consolas" w:hAnsi="Consolas" w:eastAsia="맑은 고딕"/>
+          <w:sz w:val="21"/>
+        </w:rPr>
+        <w:t xml:space="preserve">gap manager</w:t>
+      </w:r>
+      <w:r>
+        <w:rPr>
+          <w:rFonts w:ascii="맑은 고딕" w:hAnsi="맑은 고딕" w:eastAsia="맑은 고딕"/>
+          <w:sz w:val="21"/>
+        </w:rPr>
+        <w:t xml:space="preserve">와, </w:t>
+      </w:r>
+      <w:r>
+        <w:rPr>
+          <w:rFonts w:ascii="Consolas" w:hAnsi="Consolas" w:eastAsia="맑은 고딕"/>
+          <w:sz w:val="21"/>
+        </w:rPr>
+        <w:t xml:space="preserve">RFS archive</w:t>
+      </w:r>
+      <w:r>
+        <w:rPr>
+          <w:rFonts w:ascii="맑은 고딕" w:hAnsi="맑은 고딕" w:eastAsia="맑은 고딕"/>
+          <w:sz w:val="21"/>
+        </w:rPr>
+        <w:t xml:space="preserve">가 </w:t>
+      </w:r>
+      <w:r>
+        <w:rPr>
+          <w:rFonts w:ascii="Consolas" w:hAnsi="Consolas" w:eastAsia="맑은 고딕"/>
+          <w:sz w:val="21"/>
+        </w:rPr>
+        <w:t xml:space="preserve">archive gap</w:t>
+      </w:r>
+      <w:r>
+        <w:rPr>
+          <w:rFonts w:ascii="맑은 고딕" w:hAnsi="맑은 고딕" w:eastAsia="맑은 고딕"/>
+          <w:sz w:val="21"/>
+        </w:rPr>
+        <w:t xml:space="preserve">과 짝을 이루어 이 흐름을 처리한다. DBA의 수동 개입 없이 동기화가 회복되며, 이 자동화가 Data Guard 운영을 가볍게 만드는 큰 요소다.</w:t>
       </w:r>
     </w:p>
     <w:p>
@@ -392,7 +532,35 @@
           <w:rFonts w:ascii="맑은 고딕" w:hAnsi="맑은 고딕" w:eastAsia="맑은 고딕"/>
           <w:sz w:val="21"/>
         </w:rPr>
-        <w:t>명령은 `DUPLICATE TARGET DATABASE TO &lt;새이름&gt;`과 `DUPLICATE TARGET DATABASE FOR STANDBY FROM ACTIVE DATABASE`로 다르다. 결과물은 전자가 원본과 관계가 끊긴 독립 데이터베이스, 후자가 원본과 리두로 계속 연결된 Standby다. DBID는 전자가 새로 부여받고 후자는 원본과 같다. 이후 상태는 전자가 OPEN, 후자가 MOUNT 상태에서 Redo Apply(또는 ADG라면 READ ONLY WITH APPLY)다. 초점은 전자가 복제 자체, 후자가 복제 이후의 지속적 동기화다.</w:t>
+        <w:t xml:space="preserve">명령은 </w:t>
+      </w:r>
+      <w:r>
+        <w:rPr>
+          <w:rFonts w:ascii="Consolas" w:hAnsi="Consolas" w:eastAsia="맑은 고딕"/>
+          <w:sz w:val="21"/>
+        </w:rPr>
+        <w:t xml:space="preserve">DUPLICATE TARGET DATABASE TO &lt;새이름&gt;</w:t>
+      </w:r>
+      <w:r>
+        <w:rPr>
+          <w:rFonts w:ascii="맑은 고딕" w:hAnsi="맑은 고딕" w:eastAsia="맑은 고딕"/>
+          <w:sz w:val="21"/>
+        </w:rPr>
+        <w:t xml:space="preserve">과 </w:t>
+      </w:r>
+      <w:r>
+        <w:rPr>
+          <w:rFonts w:ascii="Consolas" w:hAnsi="Consolas" w:eastAsia="맑은 고딕"/>
+          <w:sz w:val="21"/>
+        </w:rPr>
+        <w:t xml:space="preserve">DUPLICATE TARGET DATABASE FOR STANDBY FROM ACTIVE DATABASE</w:t>
+      </w:r>
+      <w:r>
+        <w:rPr>
+          <w:rFonts w:ascii="맑은 고딕" w:hAnsi="맑은 고딕" w:eastAsia="맑은 고딕"/>
+          <w:sz w:val="21"/>
+        </w:rPr>
+        <w:t xml:space="preserve">로 다르다. 결과물은 전자가 원본과 관계가 끊긴 독립 데이터베이스, 후자가 원본과 리두로 계속 연결된 Standby다. DBID는 전자가 새로 부여받고 후자는 원본과 같다. 이후 상태는 전자가 OPEN, 후자가 MOUNT 상태에서 Redo Apply(또는 ADG라면 READ ONLY WITH APPLY)다. 초점은 전자가 복제 자체, 후자가 복제 이후의 지속적 동기화다.</w:t>
       </w:r>
     </w:p>
     <w:p>
@@ -446,16 +614,51 @@
           <w:rFonts w:ascii="맑은 고딕" w:hAnsi="맑은 고딕" w:eastAsia="맑은 고딕"/>
           <w:sz w:val="21"/>
         </w:rPr>
-        <w:t>문제는 Standby가 아니라 조회한 노드다. MRP는 physical standby에만 존재하는 프로세스이므로 Primary에서 조회하면 `no rows selected`가 나오는 것이 정상이다. 먼저 접속한 노드의 역할을 확인시킨다.</w:t>
+        <w:t xml:space="preserve">문제는 Standby가 아니라 조회한 노드다. MRP는 physical standby에만 존재하는 프로세스이므로 Primary에서 조회하면 </w:t>
+      </w:r>
+      <w:r>
+        <w:rPr>
+          <w:rFonts w:ascii="Consolas" w:hAnsi="Consolas" w:eastAsia="맑은 고딕"/>
+          <w:sz w:val="21"/>
+        </w:rPr>
+        <w:t xml:space="preserve">no rows selected</w:t>
+      </w:r>
+      <w:r>
+        <w:rPr>
+          <w:rFonts w:ascii="맑은 고딕" w:hAnsi="맑은 고딕" w:eastAsia="맑은 고딕"/>
+          <w:sz w:val="21"/>
+        </w:rPr>
+        <w:t xml:space="preserve">가 나오는 것이 정상이다. 먼저 접속한 노드의 역할을 확인시킨다.</w:t>
       </w:r>
     </w:p>
     <w:p>
       <w:r>
         <w:rPr>
+          <w:rFonts w:ascii="Consolas" w:hAnsi="Consolas" w:eastAsia="맑은 고딕"/>
+          <w:sz w:val="21"/>
+        </w:rPr>
+        <w:t xml:space="preserve">SELECT database_role FROM v$database;</w:t>
+      </w:r>
+      <w:r>
+        <w:rPr>
           <w:rFonts w:ascii="맑은 고딕" w:hAnsi="맑은 고딕" w:eastAsia="맑은 고딕"/>
           <w:sz w:val="21"/>
         </w:rPr>
-        <w:t>`SELECT database_role FROM v$database;` 결과가 PRIMARY라면 MRP를 찾을 곳이 아니다. Standby 노드로 옮겨 같은 조회를 하면 `MRP0 / APPLYING_LOG / 시퀀스` 가 나온다. 실측에서 boston에서 조회했을 때 MRP0이 APPLYING_LOG로 시퀀스 19를 적용 중이었다. 여기서 억지로 Primary에서 복구를 시작하려 하면 ORA-01665가 나므로 시도하지 않도록 막아야 한다. 진단의 첫 질문은 언제나 "지금 어느 노드에 접속해 있는가"다.</w:t>
+        <w:t xml:space="preserve"> 결과가 PRIMARY라면 MRP를 찾을 곳이 아니다. Standby 노드로 옮겨 같은 조회를 하면 </w:t>
+      </w:r>
+      <w:r>
+        <w:rPr>
+          <w:rFonts w:ascii="Consolas" w:hAnsi="Consolas" w:eastAsia="맑은 고딕"/>
+          <w:sz w:val="21"/>
+        </w:rPr>
+        <w:t xml:space="preserve">MRP0 / APPLYING_LOG / 시퀀스</w:t>
+      </w:r>
+      <w:r>
+        <w:rPr>
+          <w:rFonts w:ascii="맑은 고딕" w:hAnsi="맑은 고딕" w:eastAsia="맑은 고딕"/>
+          <w:sz w:val="21"/>
+        </w:rPr>
+        <w:t xml:space="preserve"> 가 나온다. 실측에서 boston에서 조회했을 때 MRP0이 APPLYING_LOG로 시퀀스 19를 적용 중이었다. 여기서 억지로 Primary에서 복구를 시작하려 하면 ORA-01665가 나므로 시도하지 않도록 막아야 한다. 진단의 첫 질문은 언제나 "지금 어느 노드에 접속해 있는가"다.</w:t>
       </w:r>
     </w:p>
     <w:p>
@@ -492,7 +695,21 @@
           <w:rFonts w:ascii="맑은 고딕" w:hAnsi="맑은 고딕" w:eastAsia="맑은 고딕"/>
           <w:sz w:val="21"/>
         </w:rPr>
-        <w:t>ORA-16000은 "읽기 전용으로 열린 데이터베이스에 변경을 시도했다"는 뜻이다. Standby의 `OPEN_MODE`가 READ ONLY WITH APPLY인데, 이 값의 앞부분이 READ ONLY라는 점을 놓친 것이 원인이다. 조회 용도로 여는 것과 갱신 가능한 상태로 만드는 것은 전혀 다르다.</w:t>
+        <w:t xml:space="preserve">ORA-16000은 "읽기 전용으로 열린 데이터베이스에 변경을 시도했다"는 뜻이다. Standby의 </w:t>
+      </w:r>
+      <w:r>
+        <w:rPr>
+          <w:rFonts w:ascii="Consolas" w:hAnsi="Consolas" w:eastAsia="맑은 고딕"/>
+          <w:sz w:val="21"/>
+        </w:rPr>
+        <w:t xml:space="preserve">OPEN_MODE</w:t>
+      </w:r>
+      <w:r>
+        <w:rPr>
+          <w:rFonts w:ascii="맑은 고딕" w:hAnsi="맑은 고딕" w:eastAsia="맑은 고딕"/>
+          <w:sz w:val="21"/>
+        </w:rPr>
+        <w:t xml:space="preserve">가 READ ONLY WITH APPLY인데, 이 값의 앞부분이 READ ONLY라는 점을 놓친 것이 원인이다. 조회 용도로 여는 것과 갱신 가능한 상태로 만드는 것은 전혀 다르다.</w:t>
       </w:r>
     </w:p>
     <w:p>
@@ -538,7 +755,35 @@
           <w:rFonts w:ascii="맑은 고딕" w:hAnsi="맑은 고딕" w:eastAsia="맑은 고딕"/>
           <w:sz w:val="21"/>
         </w:rPr>
-        <w:t>진단 순서는 다음과 같다. 먼저 조건 문제인지 확인하기 위해 조건을 빼고 `SELECT COUNT(*)`를 실행한다. 그래도 0이면 조건이 아니라 뷰 자체가 비어 있는 것이다. 다음으로 수집이 안 돌았는지 확인하기 위해 `EXEC dbms_feature_usage_internal.exec_db_usage_sampling(SYSDATE)`를 실행하고 다시 세어 본다. 실측에서는 그래도 0이었다.</w:t>
+        <w:t xml:space="preserve">진단 순서는 다음과 같다. 먼저 조건 문제인지 확인하기 위해 조건을 빼고 </w:t>
+      </w:r>
+      <w:r>
+        <w:rPr>
+          <w:rFonts w:ascii="Consolas" w:hAnsi="Consolas" w:eastAsia="맑은 고딕"/>
+          <w:sz w:val="21"/>
+        </w:rPr>
+        <w:t xml:space="preserve">SELECT COUNT(*)</w:t>
+      </w:r>
+      <w:r>
+        <w:rPr>
+          <w:rFonts w:ascii="맑은 고딕" w:hAnsi="맑은 고딕" w:eastAsia="맑은 고딕"/>
+          <w:sz w:val="21"/>
+        </w:rPr>
+        <w:t xml:space="preserve">를 실행한다. 그래도 0이면 조건이 아니라 뷰 자체가 비어 있는 것이다. 다음으로 수집이 안 돌았는지 확인하기 위해 </w:t>
+      </w:r>
+      <w:r>
+        <w:rPr>
+          <w:rFonts w:ascii="Consolas" w:hAnsi="Consolas" w:eastAsia="맑은 고딕"/>
+          <w:sz w:val="21"/>
+        </w:rPr>
+        <w:t xml:space="preserve">EXEC dbms_feature_usage_internal.exec_db_usage_sampling(SYSDATE)</w:t>
+      </w:r>
+      <w:r>
+        <w:rPr>
+          <w:rFonts w:ascii="맑은 고딕" w:hAnsi="맑은 고딕" w:eastAsia="맑은 고딕"/>
+          <w:sz w:val="21"/>
+        </w:rPr>
+        <w:t xml:space="preserve">를 실행하고 다시 세어 본다. 실측에서는 그래도 0이었다.</w:t>
       </w:r>
     </w:p>
     <w:p>
@@ -547,7 +792,63 @@
           <w:rFonts w:ascii="맑은 고딕" w:hAnsi="맑은 고딕" w:eastAsia="맑은 고딕"/>
           <w:sz w:val="21"/>
         </w:rPr>
-        <w:t>이 시점에서 멀티테넌트를 의심한다. 기능 사용 통계는 컨테이너별로 수집되며, CDB$ROOT에서 `DBA_` 뷰는 현재 컨테이너의 행만 보여 준다. 조치는 `CDB_FEATURE_USAGE_STATISTICS`로 조회하는 것이다. 실측에서 이 뷰에는 243행이 있었고 `CON_ID`로 묶으니 전부 3번, 즉 PDB chicago_pdb1에 있었다. `V$CONTAINERS`로 3번이 CHICAGO_PDB1임을 확인하면 진단이 끝난다.</w:t>
+        <w:t xml:space="preserve">이 시점에서 멀티테넌트를 의심한다. 기능 사용 통계는 컨테이너별로 수집되며, CDB$ROOT에서 </w:t>
+      </w:r>
+      <w:r>
+        <w:rPr>
+          <w:rFonts w:ascii="Consolas" w:hAnsi="Consolas" w:eastAsia="맑은 고딕"/>
+          <w:sz w:val="21"/>
+        </w:rPr>
+        <w:t xml:space="preserve">DBA_</w:t>
+      </w:r>
+      <w:r>
+        <w:rPr>
+          <w:rFonts w:ascii="맑은 고딕" w:hAnsi="맑은 고딕" w:eastAsia="맑은 고딕"/>
+          <w:sz w:val="21"/>
+        </w:rPr>
+        <w:t xml:space="preserve"> 뷰는 현재 컨테이너의 행만 보여 준다. 조치는 </w:t>
+      </w:r>
+      <w:r>
+        <w:rPr>
+          <w:rFonts w:ascii="Consolas" w:hAnsi="Consolas" w:eastAsia="맑은 고딕"/>
+          <w:sz w:val="21"/>
+        </w:rPr>
+        <w:t xml:space="preserve">CDB_FEATURE_USAGE_STATISTICS</w:t>
+      </w:r>
+      <w:r>
+        <w:rPr>
+          <w:rFonts w:ascii="맑은 고딕" w:hAnsi="맑은 고딕" w:eastAsia="맑은 고딕"/>
+          <w:sz w:val="21"/>
+        </w:rPr>
+        <w:t xml:space="preserve">로 조회하는 것이다. 실측에서 이 뷰에는 243행이 있었고 </w:t>
+      </w:r>
+      <w:r>
+        <w:rPr>
+          <w:rFonts w:ascii="Consolas" w:hAnsi="Consolas" w:eastAsia="맑은 고딕"/>
+          <w:sz w:val="21"/>
+        </w:rPr>
+        <w:t xml:space="preserve">CON_ID</w:t>
+      </w:r>
+      <w:r>
+        <w:rPr>
+          <w:rFonts w:ascii="맑은 고딕" w:hAnsi="맑은 고딕" w:eastAsia="맑은 고딕"/>
+          <w:sz w:val="21"/>
+        </w:rPr>
+        <w:t xml:space="preserve">로 묶으니 전부 3번, 즉 PDB chicago_pdb1에 있었다. </w:t>
+      </w:r>
+      <w:r>
+        <w:rPr>
+          <w:rFonts w:ascii="Consolas" w:hAnsi="Consolas" w:eastAsia="맑은 고딕"/>
+          <w:sz w:val="21"/>
+        </w:rPr>
+        <w:t xml:space="preserve">V$CONTAINERS</w:t>
+      </w:r>
+      <w:r>
+        <w:rPr>
+          <w:rFonts w:ascii="맑은 고딕" w:hAnsi="맑은 고딕" w:eastAsia="맑은 고딕"/>
+          <w:sz w:val="21"/>
+        </w:rPr>
+        <w:t xml:space="preserve">로 3번이 CHICAGO_PDB1임을 확인하면 진단이 끝난다.</w:t>
       </w:r>
     </w:p>
     <w:p>
@@ -584,7 +885,35 @@
           <w:rFonts w:ascii="맑은 고딕" w:hAnsi="맑은 고딕" w:eastAsia="맑은 고딕"/>
           <w:sz w:val="21"/>
         </w:rPr>
-        <w:t>실패가 아니라 안내 메시지로 판단해야 한다. `CONVERT TO PHYSICAL STANDBY`는 MOUNT 상태에서 수행하므로 그 직후의 `SHUTDOWN IMMEDIATE`는 닫을 데이터베이스가 없는 상태에서 실행된다. ORA-01109는 "데이터베이스가 열려 있지 않다"는 뜻이며, SQL*Plus가 이 사실을 알린 뒤 곧바로 다음 단계로 넘어간다.</w:t>
+        <w:t xml:space="preserve">실패가 아니라 안내 메시지로 판단해야 한다. </w:t>
+      </w:r>
+      <w:r>
+        <w:rPr>
+          <w:rFonts w:ascii="Consolas" w:hAnsi="Consolas" w:eastAsia="맑은 고딕"/>
+          <w:sz w:val="21"/>
+        </w:rPr>
+        <w:t xml:space="preserve">CONVERT TO PHYSICAL STANDBY</w:t>
+      </w:r>
+      <w:r>
+        <w:rPr>
+          <w:rFonts w:ascii="맑은 고딕" w:hAnsi="맑은 고딕" w:eastAsia="맑은 고딕"/>
+          <w:sz w:val="21"/>
+        </w:rPr>
+        <w:t xml:space="preserve">는 MOUNT 상태에서 수행하므로 그 직후의 </w:t>
+      </w:r>
+      <w:r>
+        <w:rPr>
+          <w:rFonts w:ascii="Consolas" w:hAnsi="Consolas" w:eastAsia="맑은 고딕"/>
+          <w:sz w:val="21"/>
+        </w:rPr>
+        <w:t xml:space="preserve">SHUTDOWN IMMEDIATE</w:t>
+      </w:r>
+      <w:r>
+        <w:rPr>
+          <w:rFonts w:ascii="맑은 고딕" w:hAnsi="맑은 고딕" w:eastAsia="맑은 고딕"/>
+          <w:sz w:val="21"/>
+        </w:rPr>
+        <w:t xml:space="preserve">는 닫을 데이터베이스가 없는 상태에서 실행된다. ORA-01109는 "데이터베이스가 열려 있지 않다"는 뜻이며, SQL*Plus가 이 사실을 알린 뒤 곧바로 다음 단계로 넘어간다.</w:t>
       </w:r>
     </w:p>
     <w:p>
@@ -593,7 +922,35 @@
           <w:rFonts w:ascii="맑은 고딕" w:hAnsi="맑은 고딕" w:eastAsia="맑은 고딕"/>
           <w:sz w:val="21"/>
         </w:rPr>
-        <w:t>근거는 이어지는 출력이다. ORA-01109 다음에 'Database dismounted'와 'ORACLE instance shut down'이 나온다면 종료 절차가 정상적으로 완료된 것이다. 만약 여기서 오류로 오인해 변환을 처음부터 다시 하거나 컨트롤 파일을 복원하려 든다면 오히려 사고를 만든다. 그대로 `STARTUP MOUNT` → `ALTER DATABASE OPEN READ ONLY` → PDB 오픈 → MRP 기동 순으로 진행하면 된다.</w:t>
+        <w:t xml:space="preserve">근거는 이어지는 출력이다. ORA-01109 다음에 'Database dismounted'와 'ORACLE instance shut down'이 나온다면 종료 절차가 정상적으로 완료된 것이다. 만약 여기서 오류로 오인해 변환을 처음부터 다시 하거나 컨트롤 파일을 복원하려 든다면 오히려 사고를 만든다. 그대로 </w:t>
+      </w:r>
+      <w:r>
+        <w:rPr>
+          <w:rFonts w:ascii="Consolas" w:hAnsi="Consolas" w:eastAsia="맑은 고딕"/>
+          <w:sz w:val="21"/>
+        </w:rPr>
+        <w:t xml:space="preserve">STARTUP MOUNT</w:t>
+      </w:r>
+      <w:r>
+        <w:rPr>
+          <w:rFonts w:ascii="맑은 고딕" w:hAnsi="맑은 고딕" w:eastAsia="맑은 고딕"/>
+          <w:sz w:val="21"/>
+        </w:rPr>
+        <w:t xml:space="preserve"> → </w:t>
+      </w:r>
+      <w:r>
+        <w:rPr>
+          <w:rFonts w:ascii="Consolas" w:hAnsi="Consolas" w:eastAsia="맑은 고딕"/>
+          <w:sz w:val="21"/>
+        </w:rPr>
+        <w:t xml:space="preserve">ALTER DATABASE OPEN READ ONLY</w:t>
+      </w:r>
+      <w:r>
+        <w:rPr>
+          <w:rFonts w:ascii="맑은 고딕" w:hAnsi="맑은 고딕" w:eastAsia="맑은 고딕"/>
+          <w:sz w:val="21"/>
+        </w:rPr>
+        <w:t xml:space="preserve"> → PDB 오픈 → MRP 기동 순으로 진행하면 된다.</w:t>
       </w:r>
     </w:p>
     <w:p>
@@ -630,7 +987,63 @@
           <w:rFonts w:ascii="맑은 고딕" w:hAnsi="맑은 고딕" w:eastAsia="맑은 고딕"/>
           <w:sz w:val="21"/>
         </w:rPr>
-        <w:t>ORA-01034는 "지정한 `ORACLE_SID`의 인스턴스가 이 서버에 없다"는 뜻이다. Process ID가 0인 것도 단서로, 붙을 프로세스 자체가 없었다는 의미다. boston-srv에는 boston 인스턴스만 있으므로 `ORACLE_SID=chicago`로는 접속할 수 없다. 조치는 `export ORACLE_SID=boston` 후 재접속이며, `SELECT instance_name, status FROM v$instance;`로 확인하면 boston / OPEN이 나온다.</w:t>
+        <w:t xml:space="preserve">ORA-01034는 "지정한 </w:t>
+      </w:r>
+      <w:r>
+        <w:rPr>
+          <w:rFonts w:ascii="Consolas" w:hAnsi="Consolas" w:eastAsia="맑은 고딕"/>
+          <w:sz w:val="21"/>
+        </w:rPr>
+        <w:t xml:space="preserve">ORACLE_SID</w:t>
+      </w:r>
+      <w:r>
+        <w:rPr>
+          <w:rFonts w:ascii="맑은 고딕" w:hAnsi="맑은 고딕" w:eastAsia="맑은 고딕"/>
+          <w:sz w:val="21"/>
+        </w:rPr>
+        <w:t xml:space="preserve">의 인스턴스가 이 서버에 없다"는 뜻이다. Process ID가 0인 것도 단서로, 붙을 프로세스 자체가 없었다는 의미다. boston-srv에는 boston 인스턴스만 있으므로 </w:t>
+      </w:r>
+      <w:r>
+        <w:rPr>
+          <w:rFonts w:ascii="Consolas" w:hAnsi="Consolas" w:eastAsia="맑은 고딕"/>
+          <w:sz w:val="21"/>
+        </w:rPr>
+        <w:t xml:space="preserve">ORACLE_SID=chicago</w:t>
+      </w:r>
+      <w:r>
+        <w:rPr>
+          <w:rFonts w:ascii="맑은 고딕" w:hAnsi="맑은 고딕" w:eastAsia="맑은 고딕"/>
+          <w:sz w:val="21"/>
+        </w:rPr>
+        <w:t xml:space="preserve">로는 접속할 수 없다. 조치는 </w:t>
+      </w:r>
+      <w:r>
+        <w:rPr>
+          <w:rFonts w:ascii="Consolas" w:hAnsi="Consolas" w:eastAsia="맑은 고딕"/>
+          <w:sz w:val="21"/>
+        </w:rPr>
+        <w:t xml:space="preserve">export ORACLE_SID=boston</w:t>
+      </w:r>
+      <w:r>
+        <w:rPr>
+          <w:rFonts w:ascii="맑은 고딕" w:hAnsi="맑은 고딕" w:eastAsia="맑은 고딕"/>
+          <w:sz w:val="21"/>
+        </w:rPr>
+        <w:t xml:space="preserve"> 후 재접속이며, </w:t>
+      </w:r>
+      <w:r>
+        <w:rPr>
+          <w:rFonts w:ascii="Consolas" w:hAnsi="Consolas" w:eastAsia="맑은 고딕"/>
+          <w:sz w:val="21"/>
+        </w:rPr>
+        <w:t xml:space="preserve">SELECT instance_name, status FROM v$instance;</w:t>
+      </w:r>
+      <w:r>
+        <w:rPr>
+          <w:rFonts w:ascii="맑은 고딕" w:hAnsi="맑은 고딕" w:eastAsia="맑은 고딕"/>
+          <w:sz w:val="21"/>
+        </w:rPr>
+        <w:t xml:space="preserve">로 확인하면 boston / OPEN이 나온다.</w:t>
       </w:r>
     </w:p>
     <w:p>
@@ -639,7 +1052,91 @@
           <w:rFonts w:ascii="맑은 고딕" w:hAnsi="맑은 고딕" w:eastAsia="맑은 고딕"/>
           <w:sz w:val="21"/>
         </w:rPr>
-        <w:t>Data Guard 환경에서 이 실수가 유독 잦은 이유는 두 노드의 `DB_NAME`이 chicago로 같기 때문이다. 데이터베이스 이름과 인스턴스 이름이 같은 단일 환경에 익숙한 사람은 `DB_NAME`을 SID로 착각한다. 인스턴스를 고르는 값은 `DB_NAME`이 아니라 `ORACLE_SID`이며, 이 환경에서는 `DB_UNIQUE_NAME`과 일치한다. 조회 전에 `instance_name`을 먼저 찍어 보는 습관이 예방책이다.</w:t>
+        <w:t xml:space="preserve">Data Guard 환경에서 이 실수가 유독 잦은 이유는 두 노드의 </w:t>
+      </w:r>
+      <w:r>
+        <w:rPr>
+          <w:rFonts w:ascii="Consolas" w:hAnsi="Consolas" w:eastAsia="맑은 고딕"/>
+          <w:sz w:val="21"/>
+        </w:rPr>
+        <w:t xml:space="preserve">DB_NAME</w:t>
+      </w:r>
+      <w:r>
+        <w:rPr>
+          <w:rFonts w:ascii="맑은 고딕" w:hAnsi="맑은 고딕" w:eastAsia="맑은 고딕"/>
+          <w:sz w:val="21"/>
+        </w:rPr>
+        <w:t xml:space="preserve">이 chicago로 같기 때문이다. 데이터베이스 이름과 인스턴스 이름이 같은 단일 환경에 익숙한 사람은 </w:t>
+      </w:r>
+      <w:r>
+        <w:rPr>
+          <w:rFonts w:ascii="Consolas" w:hAnsi="Consolas" w:eastAsia="맑은 고딕"/>
+          <w:sz w:val="21"/>
+        </w:rPr>
+        <w:t xml:space="preserve">DB_NAME</w:t>
+      </w:r>
+      <w:r>
+        <w:rPr>
+          <w:rFonts w:ascii="맑은 고딕" w:hAnsi="맑은 고딕" w:eastAsia="맑은 고딕"/>
+          <w:sz w:val="21"/>
+        </w:rPr>
+        <w:t xml:space="preserve">을 SID로 착각한다. 인스턴스를 고르는 값은 </w:t>
+      </w:r>
+      <w:r>
+        <w:rPr>
+          <w:rFonts w:ascii="Consolas" w:hAnsi="Consolas" w:eastAsia="맑은 고딕"/>
+          <w:sz w:val="21"/>
+        </w:rPr>
+        <w:t xml:space="preserve">DB_NAME</w:t>
+      </w:r>
+      <w:r>
+        <w:rPr>
+          <w:rFonts w:ascii="맑은 고딕" w:hAnsi="맑은 고딕" w:eastAsia="맑은 고딕"/>
+          <w:sz w:val="21"/>
+        </w:rPr>
+        <w:t xml:space="preserve">이 아니라 </w:t>
+      </w:r>
+      <w:r>
+        <w:rPr>
+          <w:rFonts w:ascii="Consolas" w:hAnsi="Consolas" w:eastAsia="맑은 고딕"/>
+          <w:sz w:val="21"/>
+        </w:rPr>
+        <w:t xml:space="preserve">ORACLE_SID</w:t>
+      </w:r>
+      <w:r>
+        <w:rPr>
+          <w:rFonts w:ascii="맑은 고딕" w:hAnsi="맑은 고딕" w:eastAsia="맑은 고딕"/>
+          <w:sz w:val="21"/>
+        </w:rPr>
+        <w:t xml:space="preserve">이며, 이 환경에서는 </w:t>
+      </w:r>
+      <w:r>
+        <w:rPr>
+          <w:rFonts w:ascii="Consolas" w:hAnsi="Consolas" w:eastAsia="맑은 고딕"/>
+          <w:sz w:val="21"/>
+        </w:rPr>
+        <w:t xml:space="preserve">DB_UNIQUE_NAME</w:t>
+      </w:r>
+      <w:r>
+        <w:rPr>
+          <w:rFonts w:ascii="맑은 고딕" w:hAnsi="맑은 고딕" w:eastAsia="맑은 고딕"/>
+          <w:sz w:val="21"/>
+        </w:rPr>
+        <w:t xml:space="preserve">과 일치한다. 조회 전에 </w:t>
+      </w:r>
+      <w:r>
+        <w:rPr>
+          <w:rFonts w:ascii="Consolas" w:hAnsi="Consolas" w:eastAsia="맑은 고딕"/>
+          <w:sz w:val="21"/>
+        </w:rPr>
+        <w:t xml:space="preserve">instance_name</w:t>
+      </w:r>
+      <w:r>
+        <w:rPr>
+          <w:rFonts w:ascii="맑은 고딕" w:hAnsi="맑은 고딕" w:eastAsia="맑은 고딕"/>
+          <w:sz w:val="21"/>
+        </w:rPr>
+        <w:t xml:space="preserve">을 먼저 찍어 보는 습관이 예방책이다.</w:t>
       </w:r>
     </w:p>
     <w:p>
@@ -676,7 +1173,21 @@
           <w:rFonts w:ascii="맑은 고딕" w:hAnsi="맑은 고딕" w:eastAsia="맑은 고딕"/>
           <w:sz w:val="21"/>
         </w:rPr>
-        <w:t>ORA-01665는 "control file is not a standby control file"이다. 실습 01에서 확인한 `V$DATABASE.CONTROLFILE_TYPE` 열과 직결된다. Primary는 이 값이 CURRENT이고 Standby는 STANDBY인데, standby 복구는 standby 컨트롤 파일을 전제로 하므로 Primary에서는 시작할 수 없다.</w:t>
+        <w:t xml:space="preserve">ORA-01665는 "control file is not a standby control file"이다. 실습 01에서 확인한 </w:t>
+      </w:r>
+      <w:r>
+        <w:rPr>
+          <w:rFonts w:ascii="Consolas" w:hAnsi="Consolas" w:eastAsia="맑은 고딕"/>
+          <w:sz w:val="21"/>
+        </w:rPr>
+        <w:t xml:space="preserve">V$DATABASE.CONTROLFILE_TYPE</w:t>
+      </w:r>
+      <w:r>
+        <w:rPr>
+          <w:rFonts w:ascii="맑은 고딕" w:hAnsi="맑은 고딕" w:eastAsia="맑은 고딕"/>
+          <w:sz w:val="21"/>
+        </w:rPr>
+        <w:t xml:space="preserve"> 열과 직결된다. Primary는 이 값이 CURRENT이고 Standby는 STANDBY인데, standby 복구는 standby 컨트롤 파일을 전제로 하므로 Primary에서는 시작할 수 없다.</w:t>
       </w:r>
     </w:p>
     <w:p>
@@ -685,7 +1196,21 @@
           <w:rFonts w:ascii="맑은 고딕" w:hAnsi="맑은 고딕" w:eastAsia="맑은 고딕"/>
           <w:sz w:val="21"/>
         </w:rPr>
-        <w:t>조치는 복구를 시작하는 것이 아니라 접속 노드를 바로잡는 것이다. `SELECT database_role, controlfile_type FROM v$database;`로 현재 위치를 확인하고, PRIMARY / CURRENT라면 Standby 노드로 옮긴다. 오라클이 컨트롤 파일 유형으로 "노드를 잘못 짚었다"고 알려 주는 셈이므로, 이 오류를 만나면 파라미터나 파일을 손대기 전에 접속 노드부터 의심해야 한다.</w:t>
+        <w:t xml:space="preserve">조치는 복구를 시작하는 것이 아니라 접속 노드를 바로잡는 것이다. </w:t>
+      </w:r>
+      <w:r>
+        <w:rPr>
+          <w:rFonts w:ascii="Consolas" w:hAnsi="Consolas" w:eastAsia="맑은 고딕"/>
+          <w:sz w:val="21"/>
+        </w:rPr>
+        <w:t xml:space="preserve">SELECT database_role, controlfile_type FROM v$database;</w:t>
+      </w:r>
+      <w:r>
+        <w:rPr>
+          <w:rFonts w:ascii="맑은 고딕" w:hAnsi="맑은 고딕" w:eastAsia="맑은 고딕"/>
+          <w:sz w:val="21"/>
+        </w:rPr>
+        <w:t xml:space="preserve">로 현재 위치를 확인하고, PRIMARY / CURRENT라면 Standby 노드로 옮긴다. 오라클이 컨트롤 파일 유형으로 "노드를 잘못 짚었다"고 알려 주는 셈이므로, 이 오류를 만나면 파라미터나 파일을 손대기 전에 접속 노드부터 의심해야 한다.</w:t>
       </w:r>
     </w:p>
     <w:p>
@@ -730,7 +1255,21 @@
           <w:rFonts w:ascii="맑은 고딕" w:hAnsi="맑은 고딕" w:eastAsia="맑은 고딕"/>
           <w:sz w:val="21"/>
         </w:rPr>
-        <w:t>① 아무 노드에서나 `V$DATAGUARD_CONFIG`를 조회해 구성 전체의 모양을 먼저 본다. 실측에서 chicago(PARENT_DBUN=NONE, PRIMARY DATABASE)와 boston(PARENT_DBUN=chicago, PHYSICAL STANDBY) 두 행이 나왔다. 이 뷰는 양쪽 어디서 조회해도 구성 전체를 보여 주므로 출발점으로 적합하다.</w:t>
+        <w:t xml:space="preserve">① 아무 노드에서나 </w:t>
+      </w:r>
+      <w:r>
+        <w:rPr>
+          <w:rFonts w:ascii="Consolas" w:hAnsi="Consolas" w:eastAsia="맑은 고딕"/>
+          <w:sz w:val="21"/>
+        </w:rPr>
+        <w:t xml:space="preserve">V$DATAGUARD_CONFIG</w:t>
+      </w:r>
+      <w:r>
+        <w:rPr>
+          <w:rFonts w:ascii="맑은 고딕" w:hAnsi="맑은 고딕" w:eastAsia="맑은 고딕"/>
+          <w:sz w:val="21"/>
+        </w:rPr>
+        <w:t xml:space="preserve">를 조회해 구성 전체의 모양을 먼저 본다. 실측에서 chicago(PARENT_DBUN=NONE, PRIMARY DATABASE)와 boston(PARENT_DBUN=chicago, PHYSICAL STANDBY) 두 행이 나왔다. 이 뷰는 양쪽 어디서 조회해도 구성 전체를 보여 주므로 출발점으로 적합하다.</w:t>
       </w:r>
     </w:p>
     <w:p>
@@ -739,7 +1278,133 @@
           <w:rFonts w:ascii="맑은 고딕" w:hAnsi="맑은 고딕" w:eastAsia="맑은 고딕"/>
           <w:sz w:val="21"/>
         </w:rPr>
-        <w:t>② 각 노드에 접속해 `SELECT instance_name, host_name FROM v$instance;`로 내가 어디 있는지 확인한다. ③ 양쪽에서 `V$DATABASE`를 조회해 `DB_UNIQUE_NAME`·`DATABASE_ROLE`·`OPEN_MODE`·`PROTECTION_MODE`·`PROTECTION_LEVEL`을 기록한다. `PROTECTION_MODE`와 `LEVEL`이 어긋나 있으면 전송에 문제가 있다는 신호다.</w:t>
+        <w:t xml:space="preserve">② 각 노드에 접속해 </w:t>
+      </w:r>
+      <w:r>
+        <w:rPr>
+          <w:rFonts w:ascii="Consolas" w:hAnsi="Consolas" w:eastAsia="맑은 고딕"/>
+          <w:sz w:val="21"/>
+        </w:rPr>
+        <w:t xml:space="preserve">SELECT instance_name, host_name FROM v$instance;</w:t>
+      </w:r>
+      <w:r>
+        <w:rPr>
+          <w:rFonts w:ascii="맑은 고딕" w:hAnsi="맑은 고딕" w:eastAsia="맑은 고딕"/>
+          <w:sz w:val="21"/>
+        </w:rPr>
+        <w:t xml:space="preserve">로 내가 어디 있는지 확인한다. ③ 양쪽에서 </w:t>
+      </w:r>
+      <w:r>
+        <w:rPr>
+          <w:rFonts w:ascii="Consolas" w:hAnsi="Consolas" w:eastAsia="맑은 고딕"/>
+          <w:sz w:val="21"/>
+        </w:rPr>
+        <w:t xml:space="preserve">V$DATABASE</w:t>
+      </w:r>
+      <w:r>
+        <w:rPr>
+          <w:rFonts w:ascii="맑은 고딕" w:hAnsi="맑은 고딕" w:eastAsia="맑은 고딕"/>
+          <w:sz w:val="21"/>
+        </w:rPr>
+        <w:t xml:space="preserve">를 조회해 </w:t>
+      </w:r>
+      <w:r>
+        <w:rPr>
+          <w:rFonts w:ascii="Consolas" w:hAnsi="Consolas" w:eastAsia="맑은 고딕"/>
+          <w:sz w:val="21"/>
+        </w:rPr>
+        <w:t xml:space="preserve">DB_UNIQUE_NAME</w:t>
+      </w:r>
+      <w:r>
+        <w:rPr>
+          <w:rFonts w:ascii="맑은 고딕" w:hAnsi="맑은 고딕" w:eastAsia="맑은 고딕"/>
+          <w:sz w:val="21"/>
+        </w:rPr>
+        <w:t xml:space="preserve">·</w:t>
+      </w:r>
+      <w:r>
+        <w:rPr>
+          <w:rFonts w:ascii="Consolas" w:hAnsi="Consolas" w:eastAsia="맑은 고딕"/>
+          <w:sz w:val="21"/>
+        </w:rPr>
+        <w:t xml:space="preserve">DATABASE_ROLE</w:t>
+      </w:r>
+      <w:r>
+        <w:rPr>
+          <w:rFonts w:ascii="맑은 고딕" w:hAnsi="맑은 고딕" w:eastAsia="맑은 고딕"/>
+          <w:sz w:val="21"/>
+        </w:rPr>
+        <w:t xml:space="preserve">·</w:t>
+      </w:r>
+      <w:r>
+        <w:rPr>
+          <w:rFonts w:ascii="Consolas" w:hAnsi="Consolas" w:eastAsia="맑은 고딕"/>
+          <w:sz w:val="21"/>
+        </w:rPr>
+        <w:t xml:space="preserve">OPEN_MODE</w:t>
+      </w:r>
+      <w:r>
+        <w:rPr>
+          <w:rFonts w:ascii="맑은 고딕" w:hAnsi="맑은 고딕" w:eastAsia="맑은 고딕"/>
+          <w:sz w:val="21"/>
+        </w:rPr>
+        <w:t xml:space="preserve">·</w:t>
+      </w:r>
+      <w:r>
+        <w:rPr>
+          <w:rFonts w:ascii="Consolas" w:hAnsi="Consolas" w:eastAsia="맑은 고딕"/>
+          <w:sz w:val="21"/>
+        </w:rPr>
+        <w:t xml:space="preserve">PROTECTION_MODE</w:t>
+      </w:r>
+      <w:r>
+        <w:rPr>
+          <w:rFonts w:ascii="맑은 고딕" w:hAnsi="맑은 고딕" w:eastAsia="맑은 고딕"/>
+          <w:sz w:val="21"/>
+        </w:rPr>
+        <w:t xml:space="preserve">·</w:t>
+      </w:r>
+      <w:r>
+        <w:rPr>
+          <w:rFonts w:ascii="Consolas" w:hAnsi="Consolas" w:eastAsia="맑은 고딕"/>
+          <w:sz w:val="21"/>
+        </w:rPr>
+        <w:t xml:space="preserve">PROTECTION_LEVEL</w:t>
+      </w:r>
+      <w:r>
+        <w:rPr>
+          <w:rFonts w:ascii="맑은 고딕" w:hAnsi="맑은 고딕" w:eastAsia="맑은 고딕"/>
+          <w:sz w:val="21"/>
+        </w:rPr>
+        <w:t xml:space="preserve">을 기록한다. </w:t>
+      </w:r>
+      <w:r>
+        <w:rPr>
+          <w:rFonts w:ascii="Consolas" w:hAnsi="Consolas" w:eastAsia="맑은 고딕"/>
+          <w:sz w:val="21"/>
+        </w:rPr>
+        <w:t xml:space="preserve">PROTECTION_MODE</w:t>
+      </w:r>
+      <w:r>
+        <w:rPr>
+          <w:rFonts w:ascii="맑은 고딕" w:hAnsi="맑은 고딕" w:eastAsia="맑은 고딕"/>
+          <w:sz w:val="21"/>
+        </w:rPr>
+        <w:t xml:space="preserve">와 </w:t>
+      </w:r>
+      <w:r>
+        <w:rPr>
+          <w:rFonts w:ascii="Consolas" w:hAnsi="Consolas" w:eastAsia="맑은 고딕"/>
+          <w:sz w:val="21"/>
+        </w:rPr>
+        <w:t xml:space="preserve">LEVEL</w:t>
+      </w:r>
+      <w:r>
+        <w:rPr>
+          <w:rFonts w:ascii="맑은 고딕" w:hAnsi="맑은 고딕" w:eastAsia="맑은 고딕"/>
+          <w:sz w:val="21"/>
+        </w:rPr>
+        <w:t xml:space="preserve">이 어긋나 있으면 전송에 문제가 있다는 신호다.</w:t>
       </w:r>
     </w:p>
     <w:p>
@@ -748,7 +1413,133 @@
           <w:rFonts w:ascii="맑은 고딕" w:hAnsi="맑은 고딕" w:eastAsia="맑은 고딕"/>
           <w:sz w:val="21"/>
         </w:rPr>
-        <w:t>④ 같은 뷰에서 `DBID`·`LOG_MODE`·`FORCE_LOGGING`·`FLASHBACK_ON`·`SWITCHOVER_STATUS`·`CONTROLFILE_TYPE`을 확인한다. 양쪽 DBID가 같은지가 핵심이다. ⑤ Primary에서 `V$ARCHIVE_DEST_STATUS`로 목적지 상태와 오류를, ⑥ Standby에서 `V$MANAGED_STANDBY`로 MRP0과 RFS를, ⑦ Standby에서 `V$DATAGUARD_STATS`로 transport lag와 apply lag를 확인한다. 두 lag가 0이면 정상 동기화다.</w:t>
+        <w:t xml:space="preserve">④ 같은 뷰에서 </w:t>
+      </w:r>
+      <w:r>
+        <w:rPr>
+          <w:rFonts w:ascii="Consolas" w:hAnsi="Consolas" w:eastAsia="맑은 고딕"/>
+          <w:sz w:val="21"/>
+        </w:rPr>
+        <w:t xml:space="preserve">DBID</w:t>
+      </w:r>
+      <w:r>
+        <w:rPr>
+          <w:rFonts w:ascii="맑은 고딕" w:hAnsi="맑은 고딕" w:eastAsia="맑은 고딕"/>
+          <w:sz w:val="21"/>
+        </w:rPr>
+        <w:t xml:space="preserve">·</w:t>
+      </w:r>
+      <w:r>
+        <w:rPr>
+          <w:rFonts w:ascii="Consolas" w:hAnsi="Consolas" w:eastAsia="맑은 고딕"/>
+          <w:sz w:val="21"/>
+        </w:rPr>
+        <w:t xml:space="preserve">LOG_MODE</w:t>
+      </w:r>
+      <w:r>
+        <w:rPr>
+          <w:rFonts w:ascii="맑은 고딕" w:hAnsi="맑은 고딕" w:eastAsia="맑은 고딕"/>
+          <w:sz w:val="21"/>
+        </w:rPr>
+        <w:t xml:space="preserve">·</w:t>
+      </w:r>
+      <w:r>
+        <w:rPr>
+          <w:rFonts w:ascii="Consolas" w:hAnsi="Consolas" w:eastAsia="맑은 고딕"/>
+          <w:sz w:val="21"/>
+        </w:rPr>
+        <w:t xml:space="preserve">FORCE_LOGGING</w:t>
+      </w:r>
+      <w:r>
+        <w:rPr>
+          <w:rFonts w:ascii="맑은 고딕" w:hAnsi="맑은 고딕" w:eastAsia="맑은 고딕"/>
+          <w:sz w:val="21"/>
+        </w:rPr>
+        <w:t xml:space="preserve">·</w:t>
+      </w:r>
+      <w:r>
+        <w:rPr>
+          <w:rFonts w:ascii="Consolas" w:hAnsi="Consolas" w:eastAsia="맑은 고딕"/>
+          <w:sz w:val="21"/>
+        </w:rPr>
+        <w:t xml:space="preserve">FLASHBACK_ON</w:t>
+      </w:r>
+      <w:r>
+        <w:rPr>
+          <w:rFonts w:ascii="맑은 고딕" w:hAnsi="맑은 고딕" w:eastAsia="맑은 고딕"/>
+          <w:sz w:val="21"/>
+        </w:rPr>
+        <w:t xml:space="preserve">·</w:t>
+      </w:r>
+      <w:r>
+        <w:rPr>
+          <w:rFonts w:ascii="Consolas" w:hAnsi="Consolas" w:eastAsia="맑은 고딕"/>
+          <w:sz w:val="21"/>
+        </w:rPr>
+        <w:t xml:space="preserve">SWITCHOVER_STATUS</w:t>
+      </w:r>
+      <w:r>
+        <w:rPr>
+          <w:rFonts w:ascii="맑은 고딕" w:hAnsi="맑은 고딕" w:eastAsia="맑은 고딕"/>
+          <w:sz w:val="21"/>
+        </w:rPr>
+        <w:t xml:space="preserve">·</w:t>
+      </w:r>
+      <w:r>
+        <w:rPr>
+          <w:rFonts w:ascii="Consolas" w:hAnsi="Consolas" w:eastAsia="맑은 고딕"/>
+          <w:sz w:val="21"/>
+        </w:rPr>
+        <w:t xml:space="preserve">CONTROLFILE_TYPE</w:t>
+      </w:r>
+      <w:r>
+        <w:rPr>
+          <w:rFonts w:ascii="맑은 고딕" w:hAnsi="맑은 고딕" w:eastAsia="맑은 고딕"/>
+          <w:sz w:val="21"/>
+        </w:rPr>
+        <w:t xml:space="preserve">을 확인한다. 양쪽 DBID가 같은지가 핵심이다. ⑤ Primary에서 </w:t>
+      </w:r>
+      <w:r>
+        <w:rPr>
+          <w:rFonts w:ascii="Consolas" w:hAnsi="Consolas" w:eastAsia="맑은 고딕"/>
+          <w:sz w:val="21"/>
+        </w:rPr>
+        <w:t xml:space="preserve">V$ARCHIVE_DEST_STATUS</w:t>
+      </w:r>
+      <w:r>
+        <w:rPr>
+          <w:rFonts w:ascii="맑은 고딕" w:hAnsi="맑은 고딕" w:eastAsia="맑은 고딕"/>
+          <w:sz w:val="21"/>
+        </w:rPr>
+        <w:t xml:space="preserve">로 목적지 상태와 오류를, ⑥ Standby에서 </w:t>
+      </w:r>
+      <w:r>
+        <w:rPr>
+          <w:rFonts w:ascii="Consolas" w:hAnsi="Consolas" w:eastAsia="맑은 고딕"/>
+          <w:sz w:val="21"/>
+        </w:rPr>
+        <w:t xml:space="preserve">V$MANAGED_STANDBY</w:t>
+      </w:r>
+      <w:r>
+        <w:rPr>
+          <w:rFonts w:ascii="맑은 고딕" w:hAnsi="맑은 고딕" w:eastAsia="맑은 고딕"/>
+          <w:sz w:val="21"/>
+        </w:rPr>
+        <w:t xml:space="preserve">로 MRP0과 RFS를, ⑦ Standby에서 </w:t>
+      </w:r>
+      <w:r>
+        <w:rPr>
+          <w:rFonts w:ascii="Consolas" w:hAnsi="Consolas" w:eastAsia="맑은 고딕"/>
+          <w:sz w:val="21"/>
+        </w:rPr>
+        <w:t xml:space="preserve">V$DATAGUARD_STATS</w:t>
+      </w:r>
+      <w:r>
+        <w:rPr>
+          <w:rFonts w:ascii="맑은 고딕" w:hAnsi="맑은 고딕" w:eastAsia="맑은 고딕"/>
+          <w:sz w:val="21"/>
+        </w:rPr>
+        <w:t xml:space="preserve">로 transport lag와 apply lag를 확인한다. 두 lag가 0이면 정상 동기화다.</w:t>
       </w:r>
     </w:p>
     <w:p>
@@ -785,7 +1576,119 @@
           <w:rFonts w:ascii="맑은 고딕" w:hAnsi="맑은 고딕" w:eastAsia="맑은 고딕"/>
           <w:sz w:val="21"/>
         </w:rPr>
-        <w:t>같아야 하는 항목과 확인 방법은 다음과 같다. 릴리스와 에디션은 `SELECT banner_full FROM v$version;` — 실측에서 양쪽 모두 19.3.0.0.0 Enterprise Edition이었다. 플랫폼과 엔디안은 `V$DATABASE`와 `V$TRANSPORTABLE_PLATFORM`을 `platform_name`으로 조인한다 — 실측 플랫폼 ID 13, Linux x86 64-bit, Little. 문자셋은 `NLS_DATABASE_PARAMETERS`에서 `NLS_CHARACTERSET`(AL32UTF8)과 `NLS_NCHAR_CHARACTERSET`(AL16UTF16)을 본다. 데이터베이스 시간대는 `SELECT dbtimezone FROM dual;`로 확인하며 실측 +00:00이었다.</w:t>
+        <w:t xml:space="preserve">같아야 하는 항목과 확인 방법은 다음과 같다. 릴리스와 에디션은 </w:t>
+      </w:r>
+      <w:r>
+        <w:rPr>
+          <w:rFonts w:ascii="Consolas" w:hAnsi="Consolas" w:eastAsia="맑은 고딕"/>
+          <w:sz w:val="21"/>
+        </w:rPr>
+        <w:t xml:space="preserve">SELECT banner_full FROM v$version;</w:t>
+      </w:r>
+      <w:r>
+        <w:rPr>
+          <w:rFonts w:ascii="맑은 고딕" w:hAnsi="맑은 고딕" w:eastAsia="맑은 고딕"/>
+          <w:sz w:val="21"/>
+        </w:rPr>
+        <w:t xml:space="preserve"> — 실측에서 양쪽 모두 19.3.0.0.0 Enterprise Edition이었다. 플랫폼과 엔디안은 </w:t>
+      </w:r>
+      <w:r>
+        <w:rPr>
+          <w:rFonts w:ascii="Consolas" w:hAnsi="Consolas" w:eastAsia="맑은 고딕"/>
+          <w:sz w:val="21"/>
+        </w:rPr>
+        <w:t xml:space="preserve">V$DATABASE</w:t>
+      </w:r>
+      <w:r>
+        <w:rPr>
+          <w:rFonts w:ascii="맑은 고딕" w:hAnsi="맑은 고딕" w:eastAsia="맑은 고딕"/>
+          <w:sz w:val="21"/>
+        </w:rPr>
+        <w:t xml:space="preserve">와 </w:t>
+      </w:r>
+      <w:r>
+        <w:rPr>
+          <w:rFonts w:ascii="Consolas" w:hAnsi="Consolas" w:eastAsia="맑은 고딕"/>
+          <w:sz w:val="21"/>
+        </w:rPr>
+        <w:t xml:space="preserve">V$TRANSPORTABLE_PLATFORM</w:t>
+      </w:r>
+      <w:r>
+        <w:rPr>
+          <w:rFonts w:ascii="맑은 고딕" w:hAnsi="맑은 고딕" w:eastAsia="맑은 고딕"/>
+          <w:sz w:val="21"/>
+        </w:rPr>
+        <w:t xml:space="preserve">을 </w:t>
+      </w:r>
+      <w:r>
+        <w:rPr>
+          <w:rFonts w:ascii="Consolas" w:hAnsi="Consolas" w:eastAsia="맑은 고딕"/>
+          <w:sz w:val="21"/>
+        </w:rPr>
+        <w:t xml:space="preserve">platform_name</w:t>
+      </w:r>
+      <w:r>
+        <w:rPr>
+          <w:rFonts w:ascii="맑은 고딕" w:hAnsi="맑은 고딕" w:eastAsia="맑은 고딕"/>
+          <w:sz w:val="21"/>
+        </w:rPr>
+        <w:t xml:space="preserve">으로 조인한다 — 실측 플랫폼 ID 13, Linux x86 64-bit, Little. 문자셋은 </w:t>
+      </w:r>
+      <w:r>
+        <w:rPr>
+          <w:rFonts w:ascii="Consolas" w:hAnsi="Consolas" w:eastAsia="맑은 고딕"/>
+          <w:sz w:val="21"/>
+        </w:rPr>
+        <w:t xml:space="preserve">NLS_DATABASE_PARAMETERS</w:t>
+      </w:r>
+      <w:r>
+        <w:rPr>
+          <w:rFonts w:ascii="맑은 고딕" w:hAnsi="맑은 고딕" w:eastAsia="맑은 고딕"/>
+          <w:sz w:val="21"/>
+        </w:rPr>
+        <w:t xml:space="preserve">에서 </w:t>
+      </w:r>
+      <w:r>
+        <w:rPr>
+          <w:rFonts w:ascii="Consolas" w:hAnsi="Consolas" w:eastAsia="맑은 고딕"/>
+          <w:sz w:val="21"/>
+        </w:rPr>
+        <w:t xml:space="preserve">NLS_CHARACTERSET</w:t>
+      </w:r>
+      <w:r>
+        <w:rPr>
+          <w:rFonts w:ascii="맑은 고딕" w:hAnsi="맑은 고딕" w:eastAsia="맑은 고딕"/>
+          <w:sz w:val="21"/>
+        </w:rPr>
+        <w:t xml:space="preserve">(AL32UTF8)과 </w:t>
+      </w:r>
+      <w:r>
+        <w:rPr>
+          <w:rFonts w:ascii="Consolas" w:hAnsi="Consolas" w:eastAsia="맑은 고딕"/>
+          <w:sz w:val="21"/>
+        </w:rPr>
+        <w:t xml:space="preserve">NLS_NCHAR_CHARACTERSET</w:t>
+      </w:r>
+      <w:r>
+        <w:rPr>
+          <w:rFonts w:ascii="맑은 고딕" w:hAnsi="맑은 고딕" w:eastAsia="맑은 고딕"/>
+          <w:sz w:val="21"/>
+        </w:rPr>
+        <w:t xml:space="preserve">(AL16UTF16)을 본다. 데이터베이스 시간대는 </w:t>
+      </w:r>
+      <w:r>
+        <w:rPr>
+          <w:rFonts w:ascii="Consolas" w:hAnsi="Consolas" w:eastAsia="맑은 고딕"/>
+          <w:sz w:val="21"/>
+        </w:rPr>
+        <w:t xml:space="preserve">SELECT dbtimezone FROM dual;</w:t>
+      </w:r>
+      <w:r>
+        <w:rPr>
+          <w:rFonts w:ascii="맑은 고딕" w:hAnsi="맑은 고딕" w:eastAsia="맑은 고딕"/>
+          <w:sz w:val="21"/>
+        </w:rPr>
+        <w:t xml:space="preserve">로 확인하며 실측 +00:00이었다.</w:t>
       </w:r>
     </w:p>
     <w:p>
@@ -794,7 +1697,119 @@
           <w:rFonts w:ascii="맑은 고딕" w:hAnsi="맑은 고딕" w:eastAsia="맑은 고딕"/>
           <w:sz w:val="21"/>
         </w:rPr>
-        <w:t>초기화 파라미터는 `V$PARAMETER`에서 `db_name`(chicago), `db_block_size`(8192), `compatible`(19.0.0), `db_files`(200), `remote_login_passwordfile`(EXCLUSIVE)을 확인한다. 네트워크는 `/etc/hosts`와 양방향 `ping`으로 이름 해석을 확인한다. 양방향이 중요한 이유는 FAL과 역할 전환에서 반대 방향 연결도 필요하기 때문이다.</w:t>
+        <w:t xml:space="preserve">초기화 파라미터는 </w:t>
+      </w:r>
+      <w:r>
+        <w:rPr>
+          <w:rFonts w:ascii="Consolas" w:hAnsi="Consolas" w:eastAsia="맑은 고딕"/>
+          <w:sz w:val="21"/>
+        </w:rPr>
+        <w:t xml:space="preserve">V$PARAMETER</w:t>
+      </w:r>
+      <w:r>
+        <w:rPr>
+          <w:rFonts w:ascii="맑은 고딕" w:hAnsi="맑은 고딕" w:eastAsia="맑은 고딕"/>
+          <w:sz w:val="21"/>
+        </w:rPr>
+        <w:t xml:space="preserve">에서 </w:t>
+      </w:r>
+      <w:r>
+        <w:rPr>
+          <w:rFonts w:ascii="Consolas" w:hAnsi="Consolas" w:eastAsia="맑은 고딕"/>
+          <w:sz w:val="21"/>
+        </w:rPr>
+        <w:t xml:space="preserve">db_name</w:t>
+      </w:r>
+      <w:r>
+        <w:rPr>
+          <w:rFonts w:ascii="맑은 고딕" w:hAnsi="맑은 고딕" w:eastAsia="맑은 고딕"/>
+          <w:sz w:val="21"/>
+        </w:rPr>
+        <w:t xml:space="preserve">(chicago), </w:t>
+      </w:r>
+      <w:r>
+        <w:rPr>
+          <w:rFonts w:ascii="Consolas" w:hAnsi="Consolas" w:eastAsia="맑은 고딕"/>
+          <w:sz w:val="21"/>
+        </w:rPr>
+        <w:t xml:space="preserve">db_block_size</w:t>
+      </w:r>
+      <w:r>
+        <w:rPr>
+          <w:rFonts w:ascii="맑은 고딕" w:hAnsi="맑은 고딕" w:eastAsia="맑은 고딕"/>
+          <w:sz w:val="21"/>
+        </w:rPr>
+        <w:t xml:space="preserve">(8192), </w:t>
+      </w:r>
+      <w:r>
+        <w:rPr>
+          <w:rFonts w:ascii="Consolas" w:hAnsi="Consolas" w:eastAsia="맑은 고딕"/>
+          <w:sz w:val="21"/>
+        </w:rPr>
+        <w:t xml:space="preserve">compatible</w:t>
+      </w:r>
+      <w:r>
+        <w:rPr>
+          <w:rFonts w:ascii="맑은 고딕" w:hAnsi="맑은 고딕" w:eastAsia="맑은 고딕"/>
+          <w:sz w:val="21"/>
+        </w:rPr>
+        <w:t xml:space="preserve">(19.0.0), </w:t>
+      </w:r>
+      <w:r>
+        <w:rPr>
+          <w:rFonts w:ascii="Consolas" w:hAnsi="Consolas" w:eastAsia="맑은 고딕"/>
+          <w:sz w:val="21"/>
+        </w:rPr>
+        <w:t xml:space="preserve">db_files</w:t>
+      </w:r>
+      <w:r>
+        <w:rPr>
+          <w:rFonts w:ascii="맑은 고딕" w:hAnsi="맑은 고딕" w:eastAsia="맑은 고딕"/>
+          <w:sz w:val="21"/>
+        </w:rPr>
+        <w:t xml:space="preserve">(200), </w:t>
+      </w:r>
+      <w:r>
+        <w:rPr>
+          <w:rFonts w:ascii="Consolas" w:hAnsi="Consolas" w:eastAsia="맑은 고딕"/>
+          <w:sz w:val="21"/>
+        </w:rPr>
+        <w:t xml:space="preserve">remote_login_passwordfile</w:t>
+      </w:r>
+      <w:r>
+        <w:rPr>
+          <w:rFonts w:ascii="맑은 고딕" w:hAnsi="맑은 고딕" w:eastAsia="맑은 고딕"/>
+          <w:sz w:val="21"/>
+        </w:rPr>
+        <w:t xml:space="preserve">(EXCLUSIVE)을 확인한다. 네트워크는 </w:t>
+      </w:r>
+      <w:r>
+        <w:rPr>
+          <w:rFonts w:ascii="Consolas" w:hAnsi="Consolas" w:eastAsia="맑은 고딕"/>
+          <w:sz w:val="21"/>
+        </w:rPr>
+        <w:t xml:space="preserve">/etc/hosts</w:t>
+      </w:r>
+      <w:r>
+        <w:rPr>
+          <w:rFonts w:ascii="맑은 고딕" w:hAnsi="맑은 고딕" w:eastAsia="맑은 고딕"/>
+          <w:sz w:val="21"/>
+        </w:rPr>
+        <w:t xml:space="preserve">와 양방향 </w:t>
+      </w:r>
+      <w:r>
+        <w:rPr>
+          <w:rFonts w:ascii="Consolas" w:hAnsi="Consolas" w:eastAsia="맑은 고딕"/>
+          <w:sz w:val="21"/>
+        </w:rPr>
+        <w:t xml:space="preserve">ping</w:t>
+      </w:r>
+      <w:r>
+        <w:rPr>
+          <w:rFonts w:ascii="맑은 고딕" w:hAnsi="맑은 고딕" w:eastAsia="맑은 고딕"/>
+          <w:sz w:val="21"/>
+        </w:rPr>
+        <w:t xml:space="preserve">으로 이름 해석을 확인한다. 양방향이 중요한 이유는 FAL과 역할 전환에서 반대 방향 연결도 필요하기 때문이다.</w:t>
       </w:r>
     </w:p>
     <w:p>
@@ -803,7 +1818,35 @@
           <w:rFonts w:ascii="맑은 고딕" w:hAnsi="맑은 고딕" w:eastAsia="맑은 고딕"/>
           <w:sz w:val="21"/>
         </w:rPr>
-        <w:t>달라도 되는 항목은 `DB_UNIQUE_NAME`(오히려 달라야 한다), `SESSIONTIMEZONE`(접속 클라이언트 설정일 뿐이며 실측에서 +09:00), 하드웨어 사양이다.</w:t>
+        <w:t xml:space="preserve">달라도 되는 항목은 </w:t>
+      </w:r>
+      <w:r>
+        <w:rPr>
+          <w:rFonts w:ascii="Consolas" w:hAnsi="Consolas" w:eastAsia="맑은 고딕"/>
+          <w:sz w:val="21"/>
+        </w:rPr>
+        <w:t xml:space="preserve">DB_UNIQUE_NAME</w:t>
+      </w:r>
+      <w:r>
+        <w:rPr>
+          <w:rFonts w:ascii="맑은 고딕" w:hAnsi="맑은 고딕" w:eastAsia="맑은 고딕"/>
+          <w:sz w:val="21"/>
+        </w:rPr>
+        <w:t xml:space="preserve">(오히려 달라야 한다), </w:t>
+      </w:r>
+      <w:r>
+        <w:rPr>
+          <w:rFonts w:ascii="Consolas" w:hAnsi="Consolas" w:eastAsia="맑은 고딕"/>
+          <w:sz w:val="21"/>
+        </w:rPr>
+        <w:t xml:space="preserve">SESSIONTIMEZONE</w:t>
+      </w:r>
+      <w:r>
+        <w:rPr>
+          <w:rFonts w:ascii="맑은 고딕" w:hAnsi="맑은 고딕" w:eastAsia="맑은 고딕"/>
+          <w:sz w:val="21"/>
+        </w:rPr>
+        <w:t xml:space="preserve">(접속 클라이언트 설정일 뿐이며 실측에서 +09:00), 하드웨어 사양이다.</w:t>
       </w:r>
     </w:p>
     <w:p>
@@ -840,7 +1883,35 @@
           <w:rFonts w:ascii="맑은 고딕" w:hAnsi="맑은 고딕" w:eastAsia="맑은 고딕"/>
           <w:sz w:val="21"/>
         </w:rPr>
-        <w:t>① Primary에서 `SELECT name, pid, role, action, sequence# FROM v$dataguard_process ORDER BY name;`을 실행한다. `ROLE` 열이 각 프로세스의 임무를 알려 준다. 실측에서 ARC0은 'archive local', ARC1~ARC3은 'archive redo', TT00은 'gap manager', TT04는 'async ORL single'로 ACTION=WRITING·시퀀스 19였다. 즉 리두 본류를 나르는 프로세스는 TT04다.</w:t>
+        <w:t xml:space="preserve">① Primary에서 </w:t>
+      </w:r>
+      <w:r>
+        <w:rPr>
+          <w:rFonts w:ascii="Consolas" w:hAnsi="Consolas" w:eastAsia="맑은 고딕"/>
+          <w:sz w:val="21"/>
+        </w:rPr>
+        <w:t xml:space="preserve">SELECT name, pid, role, action, sequence# FROM v$dataguard_process ORDER BY name;</w:t>
+      </w:r>
+      <w:r>
+        <w:rPr>
+          <w:rFonts w:ascii="맑은 고딕" w:hAnsi="맑은 고딕" w:eastAsia="맑은 고딕"/>
+          <w:sz w:val="21"/>
+        </w:rPr>
+        <w:t xml:space="preserve">을 실행한다. </w:t>
+      </w:r>
+      <w:r>
+        <w:rPr>
+          <w:rFonts w:ascii="Consolas" w:hAnsi="Consolas" w:eastAsia="맑은 고딕"/>
+          <w:sz w:val="21"/>
+        </w:rPr>
+        <w:t xml:space="preserve">ROLE</w:t>
+      </w:r>
+      <w:r>
+        <w:rPr>
+          <w:rFonts w:ascii="맑은 고딕" w:hAnsi="맑은 고딕" w:eastAsia="맑은 고딕"/>
+          <w:sz w:val="21"/>
+        </w:rPr>
+        <w:t xml:space="preserve"> 열이 각 프로세스의 임무를 알려 준다. 실측에서 ARC0은 'archive local', ARC1~ARC3은 'archive redo', TT00은 'gap manager', TT04는 'async ORL single'로 ACTION=WRITING·시퀀스 19였다. 즉 리두 본류를 나르는 프로세스는 TT04다.</w:t>
       </w:r>
     </w:p>
     <w:p>
@@ -849,7 +1920,35 @@
           <w:rFonts w:ascii="맑은 고딕" w:hAnsi="맑은 고딕" w:eastAsia="맑은 고딕"/>
           <w:sz w:val="21"/>
         </w:rPr>
-        <w:t>② Standby에서 같은 조회에 `client_role`을 추가한다. 실측에서 rfs 2637 'RFS async'의 `CLIENT_ROLE`이 'async ORL single', rfs 2635 'RFS ping'이 'gap manager', rfs 2639 'RFS archive'가 'archive gap'이었다.</w:t>
+        <w:t xml:space="preserve">② Standby에서 같은 조회에 </w:t>
+      </w:r>
+      <w:r>
+        <w:rPr>
+          <w:rFonts w:ascii="Consolas" w:hAnsi="Consolas" w:eastAsia="맑은 고딕"/>
+          <w:sz w:val="21"/>
+        </w:rPr>
+        <w:t xml:space="preserve">client_role</w:t>
+      </w:r>
+      <w:r>
+        <w:rPr>
+          <w:rFonts w:ascii="맑은 고딕" w:hAnsi="맑은 고딕" w:eastAsia="맑은 고딕"/>
+          <w:sz w:val="21"/>
+        </w:rPr>
+        <w:t xml:space="preserve">을 추가한다. 실측에서 rfs 2637 'RFS async'의 </w:t>
+      </w:r>
+      <w:r>
+        <w:rPr>
+          <w:rFonts w:ascii="Consolas" w:hAnsi="Consolas" w:eastAsia="맑은 고딕"/>
+          <w:sz w:val="21"/>
+        </w:rPr>
+        <w:t xml:space="preserve">CLIENT_ROLE</w:t>
+      </w:r>
+      <w:r>
+        <w:rPr>
+          <w:rFonts w:ascii="맑은 고딕" w:hAnsi="맑은 고딕" w:eastAsia="맑은 고딕"/>
+          <w:sz w:val="21"/>
+        </w:rPr>
+        <w:t xml:space="preserve">이 'async ORL single', rfs 2635 'RFS ping'이 'gap manager', rfs 2639 'RFS archive'가 'archive gap'이었다.</w:t>
       </w:r>
     </w:p>
     <w:p>
@@ -858,7 +1957,35 @@
           <w:rFonts w:ascii="맑은 고딕" w:hAnsi="맑은 고딕" w:eastAsia="맑은 고딕"/>
           <w:sz w:val="21"/>
         </w:rPr>
-        <w:t>③ Primary의 `ROLE`과 Standby의 `CLIENT_ROLE`을 같은 문자열끼리 맞춘다. TT04('async ORL single') ↔ rfs 'RFS async'가 리두 본류 경로, TT00('gap manager') ↔ rfs 'RFS ping'이 갭 탐지 경로다. ④ 적용 쪽은 MRP0이 조율하고 PR00 'recovery logmerger'가 읽으며 PR01~PR04가 병렬 적용한다. 이렇게 하면 Primary의 어느 프로세스에서 출발한 리두가 Standby의 어느 프로세스로 들어와 어떻게 적용되는지 경로가 완성된다.</w:t>
+        <w:t xml:space="preserve">③ Primary의 </w:t>
+      </w:r>
+      <w:r>
+        <w:rPr>
+          <w:rFonts w:ascii="Consolas" w:hAnsi="Consolas" w:eastAsia="맑은 고딕"/>
+          <w:sz w:val="21"/>
+        </w:rPr>
+        <w:t xml:space="preserve">ROLE</w:t>
+      </w:r>
+      <w:r>
+        <w:rPr>
+          <w:rFonts w:ascii="맑은 고딕" w:hAnsi="맑은 고딕" w:eastAsia="맑은 고딕"/>
+          <w:sz w:val="21"/>
+        </w:rPr>
+        <w:t xml:space="preserve">과 Standby의 </w:t>
+      </w:r>
+      <w:r>
+        <w:rPr>
+          <w:rFonts w:ascii="Consolas" w:hAnsi="Consolas" w:eastAsia="맑은 고딕"/>
+          <w:sz w:val="21"/>
+        </w:rPr>
+        <w:t xml:space="preserve">CLIENT_ROLE</w:t>
+      </w:r>
+      <w:r>
+        <w:rPr>
+          <w:rFonts w:ascii="맑은 고딕" w:hAnsi="맑은 고딕" w:eastAsia="맑은 고딕"/>
+          <w:sz w:val="21"/>
+        </w:rPr>
+        <w:t xml:space="preserve">을 같은 문자열끼리 맞춘다. TT04('async ORL single') ↔ rfs 'RFS async'가 리두 본류 경로, TT00('gap manager') ↔ rfs 'RFS ping'이 갭 탐지 경로다. ④ 적용 쪽은 MRP0이 조율하고 PR00 'recovery logmerger'가 읽으며 PR01~PR04가 병렬 적용한다. 이렇게 하면 Primary의 어느 프로세스에서 출발한 리두가 Standby의 어느 프로세스로 들어와 어떻게 적용되는지 경로가 완성된다.</w:t>
       </w:r>
     </w:p>
     <w:p>
@@ -895,7 +2022,63 @@
           <w:rFonts w:ascii="맑은 고딕" w:hAnsi="맑은 고딕" w:eastAsia="맑은 고딕"/>
           <w:sz w:val="21"/>
         </w:rPr>
-        <w:t>① Standby에서 `SELECT db_unique_name, database_role, open_mode FROM v$database;`를 수집한다. `OPEN_MODE`가 READ ONLY WITH APPLY라면 Real-Time Query를 쓰고 있는 것이며, 이것이 가장 확실한 근거다. 옵션이 없는 환경이라면 이 값이 MOUNTED여야 한다. ② 양쪽에서 `SELECT banner FROM v$version;`으로 Enterprise Edition임을 확인한다. ③ 보조 근거로 `CDB_FEATURE_USAGE_STATISTICS`에서 'Active Data Guard - Real-Time Query on Physical Standby' 행을 수집한다. ④ 수집 시각과 조회한 노드를 함께 기록해 보관한다.</w:t>
+        <w:t xml:space="preserve">① Standby에서 </w:t>
+      </w:r>
+      <w:r>
+        <w:rPr>
+          <w:rFonts w:ascii="Consolas" w:hAnsi="Consolas" w:eastAsia="맑은 고딕"/>
+          <w:sz w:val="21"/>
+        </w:rPr>
+        <w:t xml:space="preserve">SELECT db_unique_name, database_role, open_mode FROM v$database;</w:t>
+      </w:r>
+      <w:r>
+        <w:rPr>
+          <w:rFonts w:ascii="맑은 고딕" w:hAnsi="맑은 고딕" w:eastAsia="맑은 고딕"/>
+          <w:sz w:val="21"/>
+        </w:rPr>
+        <w:t xml:space="preserve">를 수집한다. </w:t>
+      </w:r>
+      <w:r>
+        <w:rPr>
+          <w:rFonts w:ascii="Consolas" w:hAnsi="Consolas" w:eastAsia="맑은 고딕"/>
+          <w:sz w:val="21"/>
+        </w:rPr>
+        <w:t xml:space="preserve">OPEN_MODE</w:t>
+      </w:r>
+      <w:r>
+        <w:rPr>
+          <w:rFonts w:ascii="맑은 고딕" w:hAnsi="맑은 고딕" w:eastAsia="맑은 고딕"/>
+          <w:sz w:val="21"/>
+        </w:rPr>
+        <w:t xml:space="preserve">가 READ ONLY WITH APPLY라면 Real-Time Query를 쓰고 있는 것이며, 이것이 가장 확실한 근거다. 옵션이 없는 환경이라면 이 값이 MOUNTED여야 한다. ② 양쪽에서 </w:t>
+      </w:r>
+      <w:r>
+        <w:rPr>
+          <w:rFonts w:ascii="Consolas" w:hAnsi="Consolas" w:eastAsia="맑은 고딕"/>
+          <w:sz w:val="21"/>
+        </w:rPr>
+        <w:t xml:space="preserve">SELECT banner FROM v$version;</w:t>
+      </w:r>
+      <w:r>
+        <w:rPr>
+          <w:rFonts w:ascii="맑은 고딕" w:hAnsi="맑은 고딕" w:eastAsia="맑은 고딕"/>
+          <w:sz w:val="21"/>
+        </w:rPr>
+        <w:t xml:space="preserve">으로 Enterprise Edition임을 확인한다. ③ 보조 근거로 </w:t>
+      </w:r>
+      <w:r>
+        <w:rPr>
+          <w:rFonts w:ascii="Consolas" w:hAnsi="Consolas" w:eastAsia="맑은 고딕"/>
+          <w:sz w:val="21"/>
+        </w:rPr>
+        <w:t xml:space="preserve">CDB_FEATURE_USAGE_STATISTICS</w:t>
+      </w:r>
+      <w:r>
+        <w:rPr>
+          <w:rFonts w:ascii="맑은 고딕" w:hAnsi="맑은 고딕" w:eastAsia="맑은 고딕"/>
+          <w:sz w:val="21"/>
+        </w:rPr>
+        <w:t xml:space="preserve">에서 'Active Data Guard - Real-Time Query on Physical Standby' 행을 수집한다. ④ 수집 시각과 조회한 노드를 함께 기록해 보관한다.</w:t>
       </w:r>
     </w:p>
     <w:p>
@@ -904,7 +2087,21 @@
           <w:rFonts w:ascii="맑은 고딕" w:hAnsi="맑은 고딕" w:eastAsia="맑은 고딕"/>
           <w:sz w:val="21"/>
         </w:rPr>
-        <w:t>사용 이력 뷰에 의존하면 안 되는 이유는 실측이 보여 준다. Standby를 READ ONLY WITH APPLY로 열어 두고 실제로 조회까지 했는데도 `DETECTED_USAGES`가 Primary·Standby 양쪽 모두 0이었다. 수집이 MMON의 주간 샘플링에 의존하는 데다, Real-Time Query는 Standby에서 일어나는 사건인데 읽기 전용 Standby는 자기 딕셔너리를 갱신할 수 없기 때문이다. 이 값을 근거로 "쓰지 않았다"고 주장하는 것은 성립하지 않는다.</w:t>
+        <w:t xml:space="preserve">사용 이력 뷰에 의존하면 안 되는 이유는 실측이 보여 준다. Standby를 READ ONLY WITH APPLY로 열어 두고 실제로 조회까지 했는데도 </w:t>
+      </w:r>
+      <w:r>
+        <w:rPr>
+          <w:rFonts w:ascii="Consolas" w:hAnsi="Consolas" w:eastAsia="맑은 고딕"/>
+          <w:sz w:val="21"/>
+        </w:rPr>
+        <w:t xml:space="preserve">DETECTED_USAGES</w:t>
+      </w:r>
+      <w:r>
+        <w:rPr>
+          <w:rFonts w:ascii="맑은 고딕" w:hAnsi="맑은 고딕" w:eastAsia="맑은 고딕"/>
+          <w:sz w:val="21"/>
+        </w:rPr>
+        <w:t xml:space="preserve">가 Primary·Standby 양쪽 모두 0이었다. 수집이 MMON의 주간 샘플링에 의존하는 데다, Real-Time Query는 Standby에서 일어나는 사건인데 읽기 전용 Standby는 자기 딕셔너리를 갱신할 수 없기 때문이다. 이 값을 근거로 "쓰지 않았다"고 주장하는 것은 성립하지 않는다.</w:t>
       </w:r>
     </w:p>
     <w:p>
@@ -941,7 +2138,119 @@
           <w:rFonts w:ascii="맑은 고딕" w:hAnsi="맑은 고딕" w:eastAsia="맑은 고딕"/>
           <w:sz w:val="21"/>
         </w:rPr>
-        <w:t>전환: ① `SELECT database_role, open_mode, controlfile_type FROM v$database;`로 시작 상태를 기록한다(실측 PHYSICAL STANDBY / READ ONLY WITH APPLY / STANDBY). ② `ALTER DATABASE RECOVER MANAGED STANDBY DATABASE CANCEL;`로 적용을 멈춘다. ③ `SHUTDOWN IMMEDIATE` → `STARTUP MOUNT`. ④ `ALTER DATABASE CONVERT TO SNAPSHOT STANDBY;` ⑤ `ALTER DATABASE OPEN;` ⑥ 상태를 확인하면 SNAPSHOT STANDBY / READ WRITE / CURRENT로 바뀌고, `V$RESTORE_POINT`에 `SNAPSHOT_STANDBY_REQUIRED_...`가 GUARANTEE=YES로 생성되어 있다(실측 SCN 2173646).</w:t>
+        <w:t xml:space="preserve">전환: ① </w:t>
+      </w:r>
+      <w:r>
+        <w:rPr>
+          <w:rFonts w:ascii="Consolas" w:hAnsi="Consolas" w:eastAsia="맑은 고딕"/>
+          <w:sz w:val="21"/>
+        </w:rPr>
+        <w:t xml:space="preserve">SELECT database_role, open_mode, controlfile_type FROM v$database;</w:t>
+      </w:r>
+      <w:r>
+        <w:rPr>
+          <w:rFonts w:ascii="맑은 고딕" w:hAnsi="맑은 고딕" w:eastAsia="맑은 고딕"/>
+          <w:sz w:val="21"/>
+        </w:rPr>
+        <w:t xml:space="preserve">로 시작 상태를 기록한다(실측 PHYSICAL STANDBY / READ ONLY WITH APPLY / STANDBY). ② </w:t>
+      </w:r>
+      <w:r>
+        <w:rPr>
+          <w:rFonts w:ascii="Consolas" w:hAnsi="Consolas" w:eastAsia="맑은 고딕"/>
+          <w:sz w:val="21"/>
+        </w:rPr>
+        <w:t xml:space="preserve">ALTER DATABASE RECOVER MANAGED STANDBY DATABASE CANCEL;</w:t>
+      </w:r>
+      <w:r>
+        <w:rPr>
+          <w:rFonts w:ascii="맑은 고딕" w:hAnsi="맑은 고딕" w:eastAsia="맑은 고딕"/>
+          <w:sz w:val="21"/>
+        </w:rPr>
+        <w:t xml:space="preserve">로 적용을 멈춘다. ③ </w:t>
+      </w:r>
+      <w:r>
+        <w:rPr>
+          <w:rFonts w:ascii="Consolas" w:hAnsi="Consolas" w:eastAsia="맑은 고딕"/>
+          <w:sz w:val="21"/>
+        </w:rPr>
+        <w:t xml:space="preserve">SHUTDOWN IMMEDIATE</w:t>
+      </w:r>
+      <w:r>
+        <w:rPr>
+          <w:rFonts w:ascii="맑은 고딕" w:hAnsi="맑은 고딕" w:eastAsia="맑은 고딕"/>
+          <w:sz w:val="21"/>
+        </w:rPr>
+        <w:t xml:space="preserve"> → </w:t>
+      </w:r>
+      <w:r>
+        <w:rPr>
+          <w:rFonts w:ascii="Consolas" w:hAnsi="Consolas" w:eastAsia="맑은 고딕"/>
+          <w:sz w:val="21"/>
+        </w:rPr>
+        <w:t xml:space="preserve">STARTUP MOUNT</w:t>
+      </w:r>
+      <w:r>
+        <w:rPr>
+          <w:rFonts w:ascii="맑은 고딕" w:hAnsi="맑은 고딕" w:eastAsia="맑은 고딕"/>
+          <w:sz w:val="21"/>
+        </w:rPr>
+        <w:t xml:space="preserve">. ④ </w:t>
+      </w:r>
+      <w:r>
+        <w:rPr>
+          <w:rFonts w:ascii="Consolas" w:hAnsi="Consolas" w:eastAsia="맑은 고딕"/>
+          <w:sz w:val="21"/>
+        </w:rPr>
+        <w:t xml:space="preserve">ALTER DATABASE CONVERT TO SNAPSHOT STANDBY;</w:t>
+      </w:r>
+      <w:r>
+        <w:rPr>
+          <w:rFonts w:ascii="맑은 고딕" w:hAnsi="맑은 고딕" w:eastAsia="맑은 고딕"/>
+          <w:sz w:val="21"/>
+        </w:rPr>
+        <w:t xml:space="preserve"> ⑤ </w:t>
+      </w:r>
+      <w:r>
+        <w:rPr>
+          <w:rFonts w:ascii="Consolas" w:hAnsi="Consolas" w:eastAsia="맑은 고딕"/>
+          <w:sz w:val="21"/>
+        </w:rPr>
+        <w:t xml:space="preserve">ALTER DATABASE OPEN;</w:t>
+      </w:r>
+      <w:r>
+        <w:rPr>
+          <w:rFonts w:ascii="맑은 고딕" w:hAnsi="맑은 고딕" w:eastAsia="맑은 고딕"/>
+          <w:sz w:val="21"/>
+        </w:rPr>
+        <w:t xml:space="preserve"> ⑥ 상태를 확인하면 SNAPSHOT STANDBY / READ WRITE / CURRENT로 바뀌고, </w:t>
+      </w:r>
+      <w:r>
+        <w:rPr>
+          <w:rFonts w:ascii="Consolas" w:hAnsi="Consolas" w:eastAsia="맑은 고딕"/>
+          <w:sz w:val="21"/>
+        </w:rPr>
+        <w:t xml:space="preserve">V$RESTORE_POINT</w:t>
+      </w:r>
+      <w:r>
+        <w:rPr>
+          <w:rFonts w:ascii="맑은 고딕" w:hAnsi="맑은 고딕" w:eastAsia="맑은 고딕"/>
+          <w:sz w:val="21"/>
+        </w:rPr>
+        <w:t xml:space="preserve">에 </w:t>
+      </w:r>
+      <w:r>
+        <w:rPr>
+          <w:rFonts w:ascii="Consolas" w:hAnsi="Consolas" w:eastAsia="맑은 고딕"/>
+          <w:sz w:val="21"/>
+        </w:rPr>
+        <w:t xml:space="preserve">SNAPSHOT_STANDBY_REQUIRED_...</w:t>
+      </w:r>
+      <w:r>
+        <w:rPr>
+          <w:rFonts w:ascii="맑은 고딕" w:hAnsi="맑은 고딕" w:eastAsia="맑은 고딕"/>
+          <w:sz w:val="21"/>
+        </w:rPr>
+        <w:t xml:space="preserve">가 GUARANTEE=YES로 생성되어 있다(실측 SCN 2173646).</w:t>
       </w:r>
     </w:p>
     <w:p>
@@ -950,7 +2259,112 @@
           <w:rFonts w:ascii="맑은 고딕" w:hAnsi="맑은 고딕" w:eastAsia="맑은 고딕"/>
           <w:sz w:val="21"/>
         </w:rPr>
-        <w:t>복귀: ⑦ `SHUTDOWN IMMEDIATE` → `STARTUP MOUNT` → `ALTER DATABASE CONVERT TO PHYSICAL STANDBY;` ⑧ 다시 `SHUTDOWN IMMEDIATE`(여기서 ORA-01109가 나오지만 안내 메시지다) → `STARTUP MOUNT`. ⑨ `ALTER DATABASE OPEN READ ONLY;` → `ALTER PLUGGABLE DATABASE &lt;pdb&gt; OPEN READ ONLY;` → `ALTER DATABASE RECOVER MANAGED STANDBY DATABASE USING CURRENT LOGFILE DISCONNECT FROM SESSION;`</w:t>
+        <w:t xml:space="preserve">복귀: ⑦ </w:t>
+      </w:r>
+      <w:r>
+        <w:rPr>
+          <w:rFonts w:ascii="Consolas" w:hAnsi="Consolas" w:eastAsia="맑은 고딕"/>
+          <w:sz w:val="21"/>
+        </w:rPr>
+        <w:t xml:space="preserve">SHUTDOWN IMMEDIATE</w:t>
+      </w:r>
+      <w:r>
+        <w:rPr>
+          <w:rFonts w:ascii="맑은 고딕" w:hAnsi="맑은 고딕" w:eastAsia="맑은 고딕"/>
+          <w:sz w:val="21"/>
+        </w:rPr>
+        <w:t xml:space="preserve"> → </w:t>
+      </w:r>
+      <w:r>
+        <w:rPr>
+          <w:rFonts w:ascii="Consolas" w:hAnsi="Consolas" w:eastAsia="맑은 고딕"/>
+          <w:sz w:val="21"/>
+        </w:rPr>
+        <w:t xml:space="preserve">STARTUP MOUNT</w:t>
+      </w:r>
+      <w:r>
+        <w:rPr>
+          <w:rFonts w:ascii="맑은 고딕" w:hAnsi="맑은 고딕" w:eastAsia="맑은 고딕"/>
+          <w:sz w:val="21"/>
+        </w:rPr>
+        <w:t xml:space="preserve"> → </w:t>
+      </w:r>
+      <w:r>
+        <w:rPr>
+          <w:rFonts w:ascii="Consolas" w:hAnsi="Consolas" w:eastAsia="맑은 고딕"/>
+          <w:sz w:val="21"/>
+        </w:rPr>
+        <w:t xml:space="preserve">ALTER DATABASE CONVERT TO PHYSICAL STANDBY;</w:t>
+      </w:r>
+      <w:r>
+        <w:rPr>
+          <w:rFonts w:ascii="맑은 고딕" w:hAnsi="맑은 고딕" w:eastAsia="맑은 고딕"/>
+          <w:sz w:val="21"/>
+        </w:rPr>
+        <w:t xml:space="preserve"> ⑧ 다시 </w:t>
+      </w:r>
+      <w:r>
+        <w:rPr>
+          <w:rFonts w:ascii="Consolas" w:hAnsi="Consolas" w:eastAsia="맑은 고딕"/>
+          <w:sz w:val="21"/>
+        </w:rPr>
+        <w:t xml:space="preserve">SHUTDOWN IMMEDIATE</w:t>
+      </w:r>
+      <w:r>
+        <w:rPr>
+          <w:rFonts w:ascii="맑은 고딕" w:hAnsi="맑은 고딕" w:eastAsia="맑은 고딕"/>
+          <w:sz w:val="21"/>
+        </w:rPr>
+        <w:t xml:space="preserve">(여기서 ORA-01109가 나오지만 안내 메시지다) → </w:t>
+      </w:r>
+      <w:r>
+        <w:rPr>
+          <w:rFonts w:ascii="Consolas" w:hAnsi="Consolas" w:eastAsia="맑은 고딕"/>
+          <w:sz w:val="21"/>
+        </w:rPr>
+        <w:t xml:space="preserve">STARTUP MOUNT</w:t>
+      </w:r>
+      <w:r>
+        <w:rPr>
+          <w:rFonts w:ascii="맑은 고딕" w:hAnsi="맑은 고딕" w:eastAsia="맑은 고딕"/>
+          <w:sz w:val="21"/>
+        </w:rPr>
+        <w:t xml:space="preserve">. ⑨ </w:t>
+      </w:r>
+      <w:r>
+        <w:rPr>
+          <w:rFonts w:ascii="Consolas" w:hAnsi="Consolas" w:eastAsia="맑은 고딕"/>
+          <w:sz w:val="21"/>
+        </w:rPr>
+        <w:t xml:space="preserve">ALTER DATABASE OPEN READ ONLY;</w:t>
+      </w:r>
+      <w:r>
+        <w:rPr>
+          <w:rFonts w:ascii="맑은 고딕" w:hAnsi="맑은 고딕" w:eastAsia="맑은 고딕"/>
+          <w:sz w:val="21"/>
+        </w:rPr>
+        <w:t xml:space="preserve"> → </w:t>
+      </w:r>
+      <w:r>
+        <w:rPr>
+          <w:rFonts w:ascii="Consolas" w:hAnsi="Consolas" w:eastAsia="맑은 고딕"/>
+          <w:sz w:val="21"/>
+        </w:rPr>
+        <w:t xml:space="preserve">ALTER PLUGGABLE DATABASE &lt;pdb&gt; OPEN READ ONLY;</w:t>
+      </w:r>
+      <w:r>
+        <w:rPr>
+          <w:rFonts w:ascii="맑은 고딕" w:hAnsi="맑은 고딕" w:eastAsia="맑은 고딕"/>
+          <w:sz w:val="21"/>
+        </w:rPr>
+        <w:t xml:space="preserve"> → </w:t>
+      </w:r>
+      <w:r>
+        <w:rPr>
+          <w:rFonts w:ascii="Consolas" w:hAnsi="Consolas" w:eastAsia="맑은 고딕"/>
+          <w:sz w:val="21"/>
+        </w:rPr>
+        <w:t xml:space="preserve">ALTER DATABASE RECOVER MANAGED STANDBY DATABASE USING CURRENT LOGFILE DISCONNECT FROM SESSION;</w:t>
       </w:r>
     </w:p>
     <w:p>
@@ -959,7 +2373,35 @@
           <w:rFonts w:ascii="맑은 고딕" w:hAnsi="맑은 고딕" w:eastAsia="맑은 고딕"/>
           <w:sz w:val="21"/>
         </w:rPr>
-        <w:t>복귀 판정: 세 열이 시작 상태와 일치할 것(PHYSICAL STANDBY / READ ONLY WITH APPLY / STANDBY), `V$RESTORE_POINT`가 0행일 것, 테스트로 만든 객체 조회가 ORA-00942로 실패할 것, Primary에서 로그 스위치를 낸 뒤 `V$DATAGUARD_STATS`의 transport lag와 apply lag가 모두 +00 00:00:00일 것. 실측에서 네 항목 모두 충족했다.</w:t>
+        <w:t xml:space="preserve">복귀 판정: 세 열이 시작 상태와 일치할 것(PHYSICAL STANDBY / READ ONLY WITH APPLY / STANDBY), </w:t>
+      </w:r>
+      <w:r>
+        <w:rPr>
+          <w:rFonts w:ascii="Consolas" w:hAnsi="Consolas" w:eastAsia="맑은 고딕"/>
+          <w:sz w:val="21"/>
+        </w:rPr>
+        <w:t xml:space="preserve">V$RESTORE_POINT</w:t>
+      </w:r>
+      <w:r>
+        <w:rPr>
+          <w:rFonts w:ascii="맑은 고딕" w:hAnsi="맑은 고딕" w:eastAsia="맑은 고딕"/>
+          <w:sz w:val="21"/>
+        </w:rPr>
+        <w:t xml:space="preserve">가 0행일 것, 테스트로 만든 객체 조회가 ORA-00942로 실패할 것, Primary에서 로그 스위치를 낸 뒤 </w:t>
+      </w:r>
+      <w:r>
+        <w:rPr>
+          <w:rFonts w:ascii="Consolas" w:hAnsi="Consolas" w:eastAsia="맑은 고딕"/>
+          <w:sz w:val="21"/>
+        </w:rPr>
+        <w:t xml:space="preserve">V$DATAGUARD_STATS</w:t>
+      </w:r>
+      <w:r>
+        <w:rPr>
+          <w:rFonts w:ascii="맑은 고딕" w:hAnsi="맑은 고딕" w:eastAsia="맑은 고딕"/>
+          <w:sz w:val="21"/>
+        </w:rPr>
+        <w:t xml:space="preserve">의 transport lag와 apply lag가 모두 +00 00:00:00일 것. 실측에서 네 항목 모두 충족했다.</w:t>
       </w:r>
     </w:p>
     <w:p>
@@ -996,7 +2438,35 @@
           <w:rFonts w:ascii="맑은 고딕" w:hAnsi="맑은 고딕" w:eastAsia="맑은 고딕"/>
           <w:sz w:val="21"/>
         </w:rPr>
-        <w:t>① Standby에서 `SELECT process, status, sequence#, block# FROM v$managed_standby;`를 조회한다. MRP0의 `STATUS`가 APPLYING_LOG이면 적용 중이다. WAIT_FOR_LOG이면 적용할 리두가 없어 대기하는 상태로 이 역시 정상이지만, 부하가 있는데도 이 값이면 전송을 의심한다.</w:t>
+        <w:t xml:space="preserve">① Standby에서 </w:t>
+      </w:r>
+      <w:r>
+        <w:rPr>
+          <w:rFonts w:ascii="Consolas" w:hAnsi="Consolas" w:eastAsia="맑은 고딕"/>
+          <w:sz w:val="21"/>
+        </w:rPr>
+        <w:t xml:space="preserve">SELECT process, status, sequence#, block# FROM v$managed_standby;</w:t>
+      </w:r>
+      <w:r>
+        <w:rPr>
+          <w:rFonts w:ascii="맑은 고딕" w:hAnsi="맑은 고딕" w:eastAsia="맑은 고딕"/>
+          <w:sz w:val="21"/>
+        </w:rPr>
+        <w:t xml:space="preserve">를 조회한다. MRP0의 </w:t>
+      </w:r>
+      <w:r>
+        <w:rPr>
+          <w:rFonts w:ascii="Consolas" w:hAnsi="Consolas" w:eastAsia="맑은 고딕"/>
+          <w:sz w:val="21"/>
+        </w:rPr>
+        <w:t xml:space="preserve">STATUS</w:t>
+      </w:r>
+      <w:r>
+        <w:rPr>
+          <w:rFonts w:ascii="맑은 고딕" w:hAnsi="맑은 고딕" w:eastAsia="맑은 고딕"/>
+          <w:sz w:val="21"/>
+        </w:rPr>
+        <w:t xml:space="preserve">가 APPLYING_LOG이면 적용 중이다. WAIT_FOR_LOG이면 적용할 리두가 없어 대기하는 상태로 이 역시 정상이지만, 부하가 있는데도 이 값이면 전송을 의심한다.</w:t>
       </w:r>
     </w:p>
     <w:p>
@@ -1005,7 +2475,35 @@
           <w:rFonts w:ascii="맑은 고딕" w:hAnsi="맑은 고딕" w:eastAsia="맑은 고딕"/>
           <w:sz w:val="21"/>
         </w:rPr>
-        <w:t>② 같은 결과에서 RFS와 MRP0의 `SEQUENCE#`·`BLOCK#`을 비교한다. 실측에서 RFS가 시퀀스 19 블록 3866, MRP0이 시퀀스 19 블록 3881로 같은 시퀀스 안에서 근접해 있었다. 같은 시퀀스에 붙어 있으면 실시간 적용이 동작 중이라는 뜻이다. MRP0의 시퀀스가 RFS보다 뒤처지면 적용이 밀리는 것이다.</w:t>
+        <w:t xml:space="preserve">② 같은 결과에서 RFS와 MRP0의 </w:t>
+      </w:r>
+      <w:r>
+        <w:rPr>
+          <w:rFonts w:ascii="Consolas" w:hAnsi="Consolas" w:eastAsia="맑은 고딕"/>
+          <w:sz w:val="21"/>
+        </w:rPr>
+        <w:t xml:space="preserve">SEQUENCE#</w:t>
+      </w:r>
+      <w:r>
+        <w:rPr>
+          <w:rFonts w:ascii="맑은 고딕" w:hAnsi="맑은 고딕" w:eastAsia="맑은 고딕"/>
+          <w:sz w:val="21"/>
+        </w:rPr>
+        <w:t xml:space="preserve">·</w:t>
+      </w:r>
+      <w:r>
+        <w:rPr>
+          <w:rFonts w:ascii="Consolas" w:hAnsi="Consolas" w:eastAsia="맑은 고딕"/>
+          <w:sz w:val="21"/>
+        </w:rPr>
+        <w:t xml:space="preserve">BLOCK#</w:t>
+      </w:r>
+      <w:r>
+        <w:rPr>
+          <w:rFonts w:ascii="맑은 고딕" w:hAnsi="맑은 고딕" w:eastAsia="맑은 고딕"/>
+          <w:sz w:val="21"/>
+        </w:rPr>
+        <w:t xml:space="preserve">을 비교한다. 실측에서 RFS가 시퀀스 19 블록 3866, MRP0이 시퀀스 19 블록 3881로 같은 시퀀스 안에서 근접해 있었다. 같은 시퀀스에 붙어 있으면 실시간 적용이 동작 중이라는 뜻이다. MRP0의 시퀀스가 RFS보다 뒤처지면 적용이 밀리는 것이다.</w:t>
       </w:r>
     </w:p>
     <w:p>
@@ -1014,7 +2512,63 @@
           <w:rFonts w:ascii="맑은 고딕" w:hAnsi="맑은 고딕" w:eastAsia="맑은 고딕"/>
           <w:sz w:val="21"/>
         </w:rPr>
-        <w:t>③ Standby에서 `SELECT name, value FROM v$dataguard_stats WHERE name LIKE '%lag';`로 transport lag와 apply lag를 본다. 둘 다 +00 00:00:00이면 정상이다. transport lag만 크면 네트워크나 전송 문제, apply lag만 크면 Standby의 적용 성능 문제로 방향이 갈린다. ④ Primary에서 `SELECT dest_id, status, error FROM v$archive_dest_status WHERE dest_id &lt;= 2;`로 목적지가 VALID이고 `ERROR`가 비어 있는지 확인한다. ⑤ 확신이 필요하면 Primary에서 `ALTER SYSTEM ARCHIVE LOG CURRENT;`를 실행하고 20초쯤 뒤 ①~③을 다시 확인해 시퀀스가 올라갔는지 본다.</w:t>
+        <w:t xml:space="preserve">③ Standby에서 </w:t>
+      </w:r>
+      <w:r>
+        <w:rPr>
+          <w:rFonts w:ascii="Consolas" w:hAnsi="Consolas" w:eastAsia="맑은 고딕"/>
+          <w:sz w:val="21"/>
+        </w:rPr>
+        <w:t xml:space="preserve">SELECT name, value FROM v$dataguard_stats WHERE name LIKE '%lag';</w:t>
+      </w:r>
+      <w:r>
+        <w:rPr>
+          <w:rFonts w:ascii="맑은 고딕" w:hAnsi="맑은 고딕" w:eastAsia="맑은 고딕"/>
+          <w:sz w:val="21"/>
+        </w:rPr>
+        <w:t xml:space="preserve">로 transport lag와 apply lag를 본다. 둘 다 +00 00:00:00이면 정상이다. transport lag만 크면 네트워크나 전송 문제, apply lag만 크면 Standby의 적용 성능 문제로 방향이 갈린다. ④ Primary에서 </w:t>
+      </w:r>
+      <w:r>
+        <w:rPr>
+          <w:rFonts w:ascii="Consolas" w:hAnsi="Consolas" w:eastAsia="맑은 고딕"/>
+          <w:sz w:val="21"/>
+        </w:rPr>
+        <w:t xml:space="preserve">SELECT dest_id, status, error FROM v$archive_dest_status WHERE dest_id &lt;= 2;</w:t>
+      </w:r>
+      <w:r>
+        <w:rPr>
+          <w:rFonts w:ascii="맑은 고딕" w:hAnsi="맑은 고딕" w:eastAsia="맑은 고딕"/>
+          <w:sz w:val="21"/>
+        </w:rPr>
+        <w:t xml:space="preserve">로 목적지가 VALID이고 </w:t>
+      </w:r>
+      <w:r>
+        <w:rPr>
+          <w:rFonts w:ascii="Consolas" w:hAnsi="Consolas" w:eastAsia="맑은 고딕"/>
+          <w:sz w:val="21"/>
+        </w:rPr>
+        <w:t xml:space="preserve">ERROR</w:t>
+      </w:r>
+      <w:r>
+        <w:rPr>
+          <w:rFonts w:ascii="맑은 고딕" w:hAnsi="맑은 고딕" w:eastAsia="맑은 고딕"/>
+          <w:sz w:val="21"/>
+        </w:rPr>
+        <w:t xml:space="preserve">가 비어 있는지 확인한다. ⑤ 확신이 필요하면 Primary에서 </w:t>
+      </w:r>
+      <w:r>
+        <w:rPr>
+          <w:rFonts w:ascii="Consolas" w:hAnsi="Consolas" w:eastAsia="맑은 고딕"/>
+          <w:sz w:val="21"/>
+        </w:rPr>
+        <w:t xml:space="preserve">ALTER SYSTEM ARCHIVE LOG CURRENT;</w:t>
+      </w:r>
+      <w:r>
+        <w:rPr>
+          <w:rFonts w:ascii="맑은 고딕" w:hAnsi="맑은 고딕" w:eastAsia="맑은 고딕"/>
+          <w:sz w:val="21"/>
+        </w:rPr>
+        <w:t xml:space="preserve">를 실행하고 20초쯤 뒤 ①~③을 다시 확인해 시퀀스가 올라갔는지 본다.</w:t>
       </w:r>
     </w:p>
     <w:p>
@@ -1027,6 +2581,8 @@
       </w:r>
     </w:p>
     <w:sectPr>
+      <w:headerReference w:type="default" r:id="rId9"/>
+      <w:footerReference w:type="default" r:id="rId10"/>
       <w:pgSz w:w="12240" w:h="15840"/>
       <w:pgMar w:top="1440" w:right="1800" w:bottom="1440" w:left="1800" w:header="720" w:footer="720" w:gutter="0"/>
       <w:cols w:space="720"/>
@@ -1034,6 +2590,26 @@
     </w:sectPr>
   </w:body>
 </w:document>
+</file>
+
+<file path=word/footer1.xml><?xml version="1.0" encoding="utf-8"?>
+<w:ftr xmlns:m="http://schemas.openxmlformats.org/officeDocument/2006/math" xmlns:mc="http://schemas.openxmlformats.org/markup-compatibility/2006" xmlns:mo="http://schemas.microsoft.com/office/mac/office/2008/main" xmlns:mv="urn:schemas-microsoft-com:mac:vml" xmlns:o="urn:schemas-microsoft-com:office:office" xmlns:r="http://schemas.openxmlformats.org/officeDocument/2006/relationships" xmlns:v="urn:schemas-microsoft-com:vml" xmlns:w10="urn:schemas-microsoft-com:office:word" xmlns:w14="http://schemas.microsoft.com/office/word/2010/wordml" xmlns:w="http://schemas.openxmlformats.org/wordprocessingml/2006/main" xmlns:wne="http://schemas.microsoft.com/office/word/2006/wordml" xmlns:wp14="http://schemas.microsoft.com/office/word/2010/wordprocessingDrawing" xmlns:wp="http://schemas.openxmlformats.org/drawingml/2006/wordprocessingDrawing" xmlns:wpc="http://schemas.microsoft.com/office/word/2010/wordprocessingCanvas" xmlns:wpg="http://schemas.microsoft.com/office/word/2010/wordprocessingGroup" xmlns:wpi="http://schemas.microsoft.com/office/word/2010/wordprocessingInk" xmlns:wps="http://schemas.microsoft.com/office/word/2010/wordprocessingShape" mc:Ignorable="w14 wp14">
+  <w:p>
+    <w:pPr>
+      <w:pStyle w:val="Footer"/>
+    </w:pPr>
+  </w:p>
+</w:ftr>
+</file>
+
+<file path=word/header1.xml><?xml version="1.0" encoding="utf-8"?>
+<w:hdr xmlns:m="http://schemas.openxmlformats.org/officeDocument/2006/math" xmlns:mc="http://schemas.openxmlformats.org/markup-compatibility/2006" xmlns:mo="http://schemas.microsoft.com/office/mac/office/2008/main" xmlns:mv="urn:schemas-microsoft-com:mac:vml" xmlns:o="urn:schemas-microsoft-com:office:office" xmlns:r="http://schemas.openxmlformats.org/officeDocument/2006/relationships" xmlns:v="urn:schemas-microsoft-com:vml" xmlns:w10="urn:schemas-microsoft-com:office:word" xmlns:w14="http://schemas.microsoft.com/office/word/2010/wordml" xmlns:w="http://schemas.openxmlformats.org/wordprocessingml/2006/main" xmlns:wne="http://schemas.microsoft.com/office/word/2006/wordml" xmlns:wp14="http://schemas.microsoft.com/office/word/2010/wordprocessingDrawing" xmlns:wp="http://schemas.openxmlformats.org/drawingml/2006/wordprocessingDrawing" xmlns:wpc="http://schemas.microsoft.com/office/word/2010/wordprocessingCanvas" xmlns:wpg="http://schemas.microsoft.com/office/word/2010/wordprocessingGroup" xmlns:wpi="http://schemas.microsoft.com/office/word/2010/wordprocessingInk" xmlns:wps="http://schemas.microsoft.com/office/word/2010/wordprocessingShape" mc:Ignorable="w14 wp14">
+  <w:p>
+    <w:pPr>
+      <w:pStyle w:val="Header"/>
+    </w:pPr>
+  </w:p>
+</w:hdr>
 </file>
 
 <file path=word/numbering.xml><?xml version="1.0" encoding="utf-8"?>
